--- a/Word_Doc/practical_3.docx
+++ b/Word_Doc/practical_3.docx
@@ -1,6 +1,6 @@
 
 <file path=word/document.xml><?xml version="1.0" encoding="utf-8"?>
-<w:document xmlns:wpc="http://schemas.microsoft.com/office/word/2010/wordprocessingCanvas" xmlns:cx="http://schemas.microsoft.com/office/drawing/2014/chartex" xmlns:cx1="http://schemas.microsoft.com/office/drawing/2015/9/8/chartex" xmlns:cx2="http://schemas.microsoft.com/office/drawing/2015/10/21/chartex" xmlns:cx3="http://schemas.microsoft.com/office/drawing/2016/5/9/chartex" xmlns:cx4="http://schemas.microsoft.com/office/drawing/2016/5/10/chartex" xmlns:cx5="http://schemas.microsoft.com/office/drawing/2016/5/11/chartex" xmlns:cx6="http://schemas.microsoft.com/office/drawing/2016/5/12/chartex" xmlns:cx7="http://schemas.microsoft.com/office/drawing/2016/5/13/chartex" xmlns:cx8="http://schemas.microsoft.com/office/drawing/2016/5/14/chartex" xmlns:mc="http://schemas.openxmlformats.org/markup-compatibility/2006" xmlns:aink="http://schemas.microsoft.com/office/drawing/2016/ink" xmlns:am3d="http://schemas.microsoft.com/office/drawing/2017/model3d" xmlns:o="urn:schemas-microsoft-com:office:office" xmlns:oel="http://schemas.microsoft.com/office/2019/extlst" xmlns:r="http://schemas.openxmlformats.org/officeDocument/2006/relationships" xmlns:m="http://schemas.openxmlformats.org/officeDocument/2006/math" xmlns:v="urn:schemas-microsoft-com:vml" xmlns:wp14="http://schemas.microsoft.com/office/word/2010/wordprocessingDrawing" xmlns:wp="http://schemas.openxmlformats.org/drawingml/2006/wordprocessingDrawing" xmlns:w10="urn:schemas-microsoft-com:office:word" xmlns:w="http://schemas.openxmlformats.org/wordprocessingml/2006/main" xmlns:w14="http://schemas.microsoft.com/office/word/2010/wordml" xmlns:w15="http://schemas.microsoft.com/office/word/2012/wordml" xmlns:w16cei="http://schemas.microsoft.com/office/word/2026/wordml/cei" xmlns:w16cex="http://schemas.microsoft.com/office/word/2018/wordml/cex" xmlns:w16cid="http://schemas.microsoft.com/office/word/2016/wordml/cid" xmlns:w16="http://schemas.microsoft.com/office/word/2018/wordml" xmlns:w16du="http://schemas.microsoft.com/office/word/2023/wordml/word16du" xmlns:w16sdtdh="http://schemas.microsoft.com/office/word/2020/wordml/sdtdatahash" xmlns:w16sdtfl="http://schemas.microsoft.com/office/word/2024/wordml/sdtformatlock" xmlns:w16se="http://schemas.microsoft.com/office/word/2015/wordml/symex" xmlns:wpg="http://schemas.microsoft.com/office/word/2010/wordprocessingGroup" xmlns:wpi="http://schemas.microsoft.com/office/word/2010/wordprocessingInk" xmlns:wne="http://schemas.microsoft.com/office/word/2006/wordml" xmlns:wps="http://schemas.microsoft.com/office/word/2010/wordprocessingShape" mc:Ignorable="w14 w15 w16se w16cid w16 w16cex w16sdtdh w16sdtfl w16du wp14">
+<w:document xmlns:wpc="http://schemas.microsoft.com/office/word/2010/wordprocessingCanvas" xmlns:cx="http://schemas.microsoft.com/office/drawing/2014/chartex" xmlns:cx1="http://schemas.microsoft.com/office/drawing/2015/9/8/chartex" xmlns:cx2="http://schemas.microsoft.com/office/drawing/2015/10/21/chartex" xmlns:cx3="http://schemas.microsoft.com/office/drawing/2016/5/9/chartex" xmlns:cx4="http://schemas.microsoft.com/office/drawing/2016/5/10/chartex" xmlns:cx5="http://schemas.microsoft.com/office/drawing/2016/5/11/chartex" xmlns:cx6="http://schemas.microsoft.com/office/drawing/2016/5/12/chartex" xmlns:cx7="http://schemas.microsoft.com/office/drawing/2016/5/13/chartex" xmlns:cx8="http://schemas.microsoft.com/office/drawing/2016/5/14/chartex" xmlns:mc="http://schemas.openxmlformats.org/markup-compatibility/2006" xmlns:aink="http://schemas.microsoft.com/office/drawing/2016/ink" xmlns:am3d="http://schemas.microsoft.com/office/drawing/2017/model3d" xmlns:o="urn:schemas-microsoft-com:office:office" xmlns:oel="http://schemas.microsoft.com/office/2019/extlst" xmlns:r="http://schemas.openxmlformats.org/officeDocument/2006/relationships" xmlns:m="http://schemas.openxmlformats.org/officeDocument/2006/math" xmlns:v="urn:schemas-microsoft-com:vml" xmlns:wp14="http://schemas.microsoft.com/office/word/2010/wordprocessingDrawing" xmlns:wp="http://schemas.openxmlformats.org/drawingml/2006/wordprocessingDrawing" xmlns:w10="urn:schemas-microsoft-com:office:word" xmlns:w="http://schemas.openxmlformats.org/wordprocessingml/2006/main" xmlns:w14="http://schemas.microsoft.com/office/word/2010/wordml" xmlns:w15="http://schemas.microsoft.com/office/word/2012/wordml" xmlns:w16cex="http://schemas.microsoft.com/office/word/2018/wordml/cex" xmlns:w16cid="http://schemas.microsoft.com/office/word/2016/wordml/cid" xmlns:w16="http://schemas.microsoft.com/office/word/2018/wordml" xmlns:w16du="http://schemas.microsoft.com/office/word/2023/wordml/word16du" xmlns:w16sdtdh="http://schemas.microsoft.com/office/word/2020/wordml/sdtdatahash" xmlns:w16sdtfl="http://schemas.microsoft.com/office/word/2024/wordml/sdtformatlock" xmlns:w16se="http://schemas.microsoft.com/office/word/2015/wordml/symex" xmlns:wpg="http://schemas.microsoft.com/office/word/2010/wordprocessingGroup" xmlns:wpi="http://schemas.microsoft.com/office/word/2010/wordprocessingInk" xmlns:wne="http://schemas.microsoft.com/office/word/2006/wordml" xmlns:wps="http://schemas.microsoft.com/office/word/2010/wordprocessingShape" mc:Ignorable="w14 w15 w16se w16cid w16 w16cex w16sdtdh w16sdtfl w16du wp14">
   <w:body>
     <w:p>
       <w:pPr>
@@ -1418,15 +1418,2443 @@
           <w:shd w:val="clear" w:color="auto" w:fill="FFFFFF"/>
         </w:rPr>
       </w:pPr>
-      <w:r>
-        <w:rPr>
-          <w:rFonts w:ascii="Times New Roman" w:hAnsi="Times New Roman" w:cs="Times New Roman"/>
-          <w:b/>
-          <w:color w:val="383D48"/>
-          <w:sz w:val="28"/>
-          <w:szCs w:val="28"/>
-          <w:shd w:val="clear" w:color="auto" w:fill="FFFFFF"/>
-        </w:rPr>
+    </w:p>
+    <w:p>
+      <w:pPr>
+        <w:spacing w:after="0" w:line="240" w:lineRule="auto"/>
+        <w:rPr>
+          <w:rFonts w:ascii="Times New Roman" w:hAnsi="Times New Roman" w:cs="Times New Roman"/>
+          <w:b/>
+          <w:color w:val="383D48"/>
+          <w:sz w:val="28"/>
+          <w:szCs w:val="28"/>
+          <w:shd w:val="clear" w:color="auto" w:fill="FFFFFF"/>
+        </w:rPr>
+      </w:pPr>
+    </w:p>
+    <w:p>
+      <w:pPr>
+        <w:spacing w:after="0" w:line="240" w:lineRule="auto"/>
+        <w:rPr>
+          <w:rFonts w:ascii="Times New Roman" w:hAnsi="Times New Roman" w:cs="Times New Roman"/>
+          <w:b/>
+          <w:color w:val="383D48"/>
+          <w:sz w:val="28"/>
+          <w:szCs w:val="28"/>
+          <w:shd w:val="clear" w:color="auto" w:fill="FFFFFF"/>
+        </w:rPr>
+      </w:pPr>
+    </w:p>
+    <w:p>
+      <w:pPr>
+        <w:spacing w:after="0" w:line="240" w:lineRule="auto"/>
+        <w:rPr>
+          <w:rFonts w:ascii="Times New Roman" w:hAnsi="Times New Roman" w:cs="Times New Roman"/>
+          <w:b/>
+          <w:color w:val="383D48"/>
+          <w:sz w:val="28"/>
+          <w:szCs w:val="28"/>
+          <w:shd w:val="clear" w:color="auto" w:fill="FFFFFF"/>
+        </w:rPr>
+      </w:pPr>
+    </w:p>
+    <w:p>
+      <w:pPr>
+        <w:spacing w:after="0" w:line="240" w:lineRule="auto"/>
+        <w:rPr>
+          <w:rFonts w:ascii="Times New Roman" w:hAnsi="Times New Roman" w:cs="Times New Roman"/>
+          <w:b/>
+          <w:color w:val="383D48"/>
+          <w:sz w:val="28"/>
+          <w:szCs w:val="28"/>
+          <w:shd w:val="clear" w:color="auto" w:fill="FFFFFF"/>
+        </w:rPr>
+      </w:pPr>
+    </w:p>
+    <w:p>
+      <w:pPr>
+        <w:spacing w:after="0" w:line="240" w:lineRule="auto"/>
+        <w:rPr>
+          <w:rFonts w:ascii="Times New Roman" w:hAnsi="Times New Roman" w:cs="Times New Roman"/>
+          <w:b/>
+          <w:color w:val="383D48"/>
+          <w:sz w:val="28"/>
+          <w:szCs w:val="28"/>
+          <w:shd w:val="clear" w:color="auto" w:fill="FFFFFF"/>
+        </w:rPr>
+      </w:pPr>
+    </w:p>
+    <w:p>
+      <w:pPr>
+        <w:spacing w:after="0" w:line="240" w:lineRule="auto"/>
+        <w:rPr>
+          <w:rFonts w:ascii="Times New Roman" w:hAnsi="Times New Roman" w:cs="Times New Roman"/>
+          <w:b/>
+          <w:color w:val="383D48"/>
+          <w:sz w:val="28"/>
+          <w:szCs w:val="28"/>
+          <w:shd w:val="clear" w:color="auto" w:fill="FFFFFF"/>
+        </w:rPr>
+      </w:pPr>
+    </w:p>
+    <w:p>
+      <w:pPr>
+        <w:spacing w:after="0" w:line="240" w:lineRule="auto"/>
+        <w:rPr>
+          <w:rFonts w:ascii="Times New Roman" w:hAnsi="Times New Roman" w:cs="Times New Roman"/>
+          <w:b/>
+          <w:color w:val="383D48"/>
+          <w:sz w:val="28"/>
+          <w:szCs w:val="28"/>
+          <w:shd w:val="clear" w:color="auto" w:fill="FFFFFF"/>
+        </w:rPr>
+      </w:pPr>
+    </w:p>
+    <w:p>
+      <w:pPr>
+        <w:spacing w:after="0" w:line="240" w:lineRule="auto"/>
+        <w:rPr>
+          <w:rFonts w:ascii="Times New Roman" w:hAnsi="Times New Roman" w:cs="Times New Roman"/>
+          <w:b/>
+          <w:color w:val="383D48"/>
+          <w:sz w:val="28"/>
+          <w:szCs w:val="28"/>
+          <w:shd w:val="clear" w:color="auto" w:fill="FFFFFF"/>
+        </w:rPr>
+      </w:pPr>
+    </w:p>
+    <w:p>
+      <w:pPr>
+        <w:spacing w:after="0" w:line="240" w:lineRule="auto"/>
+        <w:rPr>
+          <w:rFonts w:ascii="Times New Roman" w:hAnsi="Times New Roman" w:cs="Times New Roman"/>
+          <w:b/>
+          <w:color w:val="383D48"/>
+          <w:sz w:val="28"/>
+          <w:szCs w:val="28"/>
+          <w:shd w:val="clear" w:color="auto" w:fill="FFFFFF"/>
+        </w:rPr>
+      </w:pPr>
+    </w:p>
+    <w:p>
+      <w:pPr>
+        <w:spacing w:after="0" w:line="240" w:lineRule="auto"/>
+        <w:rPr>
+          <w:rFonts w:ascii="Times New Roman" w:hAnsi="Times New Roman" w:cs="Times New Roman"/>
+          <w:b/>
+          <w:color w:val="383D48"/>
+          <w:sz w:val="28"/>
+          <w:szCs w:val="28"/>
+          <w:shd w:val="clear" w:color="auto" w:fill="FFFFFF"/>
+        </w:rPr>
+      </w:pPr>
+    </w:p>
+    <w:p>
+      <w:pPr>
+        <w:spacing w:after="0" w:line="240" w:lineRule="auto"/>
+        <w:rPr>
+          <w:rFonts w:ascii="Times New Roman" w:hAnsi="Times New Roman" w:cs="Times New Roman"/>
+          <w:b/>
+          <w:color w:val="383D48"/>
+          <w:sz w:val="28"/>
+          <w:szCs w:val="28"/>
+          <w:shd w:val="clear" w:color="auto" w:fill="FFFFFF"/>
+        </w:rPr>
+      </w:pPr>
+    </w:p>
+    <w:p>
+      <w:pPr>
+        <w:spacing w:after="0" w:line="240" w:lineRule="auto"/>
+        <w:rPr>
+          <w:rFonts w:ascii="Times New Roman" w:hAnsi="Times New Roman" w:cs="Times New Roman"/>
+          <w:b/>
+          <w:color w:val="383D48"/>
+          <w:sz w:val="28"/>
+          <w:szCs w:val="28"/>
+          <w:shd w:val="clear" w:color="auto" w:fill="FFFFFF"/>
+        </w:rPr>
+      </w:pPr>
+    </w:p>
+    <w:p>
+      <w:pPr>
+        <w:spacing w:after="0" w:line="240" w:lineRule="auto"/>
+        <w:rPr>
+          <w:rFonts w:ascii="Times New Roman" w:hAnsi="Times New Roman" w:cs="Times New Roman"/>
+          <w:b/>
+          <w:color w:val="383D48"/>
+          <w:sz w:val="28"/>
+          <w:szCs w:val="28"/>
+          <w:shd w:val="clear" w:color="auto" w:fill="FFFFFF"/>
+        </w:rPr>
+      </w:pPr>
+    </w:p>
+    <w:p>
+      <w:pPr>
+        <w:spacing w:after="0" w:line="240" w:lineRule="auto"/>
+        <w:rPr>
+          <w:rFonts w:ascii="Times New Roman" w:hAnsi="Times New Roman" w:cs="Times New Roman"/>
+          <w:b/>
+          <w:color w:val="383D48"/>
+          <w:sz w:val="28"/>
+          <w:szCs w:val="28"/>
+          <w:shd w:val="clear" w:color="auto" w:fill="FFFFFF"/>
+        </w:rPr>
+      </w:pPr>
+    </w:p>
+    <w:p>
+      <w:pPr>
+        <w:spacing w:after="0" w:line="240" w:lineRule="auto"/>
+        <w:rPr>
+          <w:rFonts w:ascii="Times New Roman" w:hAnsi="Times New Roman" w:cs="Times New Roman"/>
+          <w:b/>
+          <w:color w:val="383D48"/>
+          <w:sz w:val="28"/>
+          <w:szCs w:val="28"/>
+          <w:shd w:val="clear" w:color="auto" w:fill="FFFFFF"/>
+        </w:rPr>
+      </w:pPr>
+    </w:p>
+    <w:p>
+      <w:pPr>
+        <w:spacing w:after="0" w:line="240" w:lineRule="auto"/>
+        <w:rPr>
+          <w:rFonts w:ascii="Times New Roman" w:hAnsi="Times New Roman" w:cs="Times New Roman"/>
+          <w:b/>
+          <w:color w:val="383D48"/>
+          <w:sz w:val="28"/>
+          <w:szCs w:val="28"/>
+          <w:shd w:val="clear" w:color="auto" w:fill="FFFFFF"/>
+        </w:rPr>
+      </w:pPr>
+    </w:p>
+    <w:p>
+      <w:pPr>
+        <w:spacing w:after="0" w:line="240" w:lineRule="auto"/>
+        <w:rPr>
+          <w:rFonts w:ascii="Times New Roman" w:hAnsi="Times New Roman" w:cs="Times New Roman"/>
+          <w:b/>
+          <w:color w:val="383D48"/>
+          <w:sz w:val="28"/>
+          <w:szCs w:val="28"/>
+          <w:shd w:val="clear" w:color="auto" w:fill="FFFFFF"/>
+        </w:rPr>
+      </w:pPr>
+    </w:p>
+    <w:p>
+      <w:pPr>
+        <w:spacing w:after="0" w:line="240" w:lineRule="auto"/>
+        <w:rPr>
+          <w:rFonts w:ascii="Times New Roman" w:hAnsi="Times New Roman" w:cs="Times New Roman"/>
+          <w:b/>
+          <w:color w:val="383D48"/>
+          <w:sz w:val="28"/>
+          <w:szCs w:val="28"/>
+          <w:shd w:val="clear" w:color="auto" w:fill="FFFFFF"/>
+        </w:rPr>
+      </w:pPr>
+    </w:p>
+    <w:p>
+      <w:pPr>
+        <w:spacing w:after="0" w:line="240" w:lineRule="auto"/>
+        <w:rPr>
+          <w:rFonts w:ascii="Times New Roman" w:hAnsi="Times New Roman" w:cs="Times New Roman"/>
+          <w:b/>
+          <w:color w:val="383D48"/>
+          <w:sz w:val="28"/>
+          <w:szCs w:val="28"/>
+          <w:shd w:val="clear" w:color="auto" w:fill="FFFFFF"/>
+        </w:rPr>
+      </w:pPr>
+    </w:p>
+    <w:p>
+      <w:pPr>
+        <w:spacing w:after="0" w:line="240" w:lineRule="auto"/>
+        <w:rPr>
+          <w:rFonts w:ascii="Times New Roman" w:hAnsi="Times New Roman" w:cs="Times New Roman"/>
+          <w:b/>
+          <w:color w:val="383D48"/>
+          <w:sz w:val="28"/>
+          <w:szCs w:val="28"/>
+          <w:shd w:val="clear" w:color="auto" w:fill="FFFFFF"/>
+        </w:rPr>
+      </w:pPr>
+    </w:p>
+    <w:p>
+      <w:pPr>
+        <w:spacing w:after="0" w:line="240" w:lineRule="auto"/>
+        <w:rPr>
+          <w:rFonts w:ascii="Times New Roman" w:hAnsi="Times New Roman" w:cs="Times New Roman"/>
+          <w:b/>
+          <w:color w:val="383D48"/>
+          <w:sz w:val="28"/>
+          <w:szCs w:val="28"/>
+          <w:shd w:val="clear" w:color="auto" w:fill="FFFFFF"/>
+        </w:rPr>
+      </w:pPr>
+    </w:p>
+    <w:p>
+      <w:pPr>
+        <w:spacing w:after="0" w:line="240" w:lineRule="auto"/>
+        <w:jc w:val="center"/>
+        <w:rPr>
+          <w:rFonts w:ascii="Times New Roman" w:hAnsi="Times New Roman" w:cs="Times New Roman"/>
+          <w:b/>
+          <w:color w:val="383D48"/>
+          <w:sz w:val="28"/>
+          <w:szCs w:val="28"/>
+          <w:u w:val="single"/>
+          <w:shd w:val="clear" w:color="auto" w:fill="FFFFFF"/>
+        </w:rPr>
+      </w:pPr>
+      <w:r>
+        <w:rPr>
+          <w:rFonts w:ascii="Times New Roman" w:hAnsi="Times New Roman" w:cs="Times New Roman"/>
+          <w:b/>
+          <w:color w:val="383D48"/>
+          <w:sz w:val="28"/>
+          <w:szCs w:val="28"/>
+          <w:u w:val="single"/>
+          <w:shd w:val="clear" w:color="auto" w:fill="FFFFFF"/>
+        </w:rPr>
+        <w:lastRenderedPageBreak/>
+        <w:t>PART - B</w:t>
+      </w:r>
+    </w:p>
+    <w:p>
+      <w:pPr>
+        <w:spacing w:after="0" w:line="240" w:lineRule="auto"/>
+        <w:rPr>
+          <w:rFonts w:ascii="Times New Roman" w:hAnsi="Times New Roman" w:cs="Times New Roman"/>
+          <w:b/>
+          <w:color w:val="383D48"/>
+          <w:sz w:val="28"/>
+          <w:szCs w:val="28"/>
+          <w:shd w:val="clear" w:color="auto" w:fill="FFFFFF"/>
+        </w:rPr>
+      </w:pPr>
+    </w:p>
+    <w:p>
+      <w:pPr>
+        <w:pStyle w:val="ListParagraph"/>
+        <w:numPr>
+          <w:ilvl w:val="0"/>
+          <w:numId w:val="15"/>
+        </w:numPr>
+        <w:spacing w:after="0" w:line="240" w:lineRule="auto"/>
+        <w:rPr>
+          <w:rFonts w:ascii="Times New Roman" w:hAnsi="Times New Roman" w:cs="Times New Roman"/>
+          <w:b/>
+          <w:color w:val="383D48"/>
+          <w:sz w:val="28"/>
+          <w:szCs w:val="28"/>
+          <w:shd w:val="clear" w:color="auto" w:fill="FFFFFF"/>
+        </w:rPr>
+      </w:pPr>
+      <w:r>
+        <w:rPr>
+          <w:rFonts w:ascii="Times New Roman" w:hAnsi="Times New Roman" w:cs="Times New Roman"/>
+          <w:b/>
+          <w:color w:val="383D48"/>
+          <w:sz w:val="28"/>
+          <w:szCs w:val="28"/>
+          <w:shd w:val="clear" w:color="auto" w:fill="FFFFFF"/>
+        </w:rPr>
+        <w:t>Customer.java</w:t>
+      </w:r>
+    </w:p>
+    <w:p>
+      <w:pPr>
+        <w:spacing w:after="0" w:line="240" w:lineRule="auto"/>
+        <w:rPr>
+          <w:rFonts w:ascii="Times New Roman" w:hAnsi="Times New Roman" w:cs="Times New Roman"/>
+          <w:b/>
+          <w:color w:val="383D48"/>
+          <w:sz w:val="28"/>
+          <w:szCs w:val="28"/>
+          <w:shd w:val="clear" w:color="auto" w:fill="FFFFFF"/>
+        </w:rPr>
+      </w:pPr>
+    </w:p>
+    <w:p>
+      <w:pPr>
+        <w:rPr>
+          <w:lang w:val="en-IN"/>
+        </w:rPr>
+      </w:pPr>
+      <w:r>
+        <w:rPr>
+          <w:lang w:val="en-IN"/>
+        </w:rPr>
+        <w:t>package model;</w:t>
+      </w:r>
+    </w:p>
+    <w:p>
+      <w:pPr>
+        <w:rPr>
+          <w:lang w:val="en-IN"/>
+        </w:rPr>
+      </w:pPr>
+    </w:p>
+    <w:p>
+      <w:pPr>
+        <w:rPr>
+          <w:lang w:val="en-IN"/>
+        </w:rPr>
+      </w:pPr>
+      <w:r>
+        <w:rPr>
+          <w:lang w:val="en-IN"/>
+        </w:rPr>
+        <w:t xml:space="preserve">import </w:t>
+      </w:r>
+      <w:proofErr w:type="spellStart"/>
+      <w:proofErr w:type="gramStart"/>
+      <w:r>
+        <w:rPr>
+          <w:lang w:val="en-IN"/>
+        </w:rPr>
+        <w:t>java.io.Serializable</w:t>
+      </w:r>
+      <w:proofErr w:type="spellEnd"/>
+      <w:proofErr w:type="gramEnd"/>
+      <w:r>
+        <w:rPr>
+          <w:lang w:val="en-IN"/>
+        </w:rPr>
+        <w:t>;</w:t>
+      </w:r>
+    </w:p>
+    <w:p>
+      <w:pPr>
+        <w:rPr>
+          <w:lang w:val="en-IN"/>
+        </w:rPr>
+      </w:pPr>
+      <w:r>
+        <w:rPr>
+          <w:lang w:val="en-IN"/>
+        </w:rPr>
+        <w:t xml:space="preserve">import </w:t>
+      </w:r>
+      <w:proofErr w:type="spellStart"/>
+      <w:proofErr w:type="gramStart"/>
+      <w:r>
+        <w:rPr>
+          <w:lang w:val="en-IN"/>
+        </w:rPr>
+        <w:t>model.annotation</w:t>
+      </w:r>
+      <w:proofErr w:type="gramEnd"/>
+      <w:r>
+        <w:rPr>
+          <w:lang w:val="en-IN"/>
+        </w:rPr>
+        <w:t>.MaxLength</w:t>
+      </w:r>
+      <w:proofErr w:type="spellEnd"/>
+      <w:r>
+        <w:rPr>
+          <w:lang w:val="en-IN"/>
+        </w:rPr>
+        <w:t>;</w:t>
+      </w:r>
+    </w:p>
+    <w:p>
+      <w:pPr>
+        <w:rPr>
+          <w:lang w:val="en-IN"/>
+        </w:rPr>
+      </w:pPr>
+    </w:p>
+    <w:p>
+      <w:pPr>
+        <w:rPr>
+          <w:lang w:val="en-IN"/>
+        </w:rPr>
+      </w:pPr>
+      <w:r>
+        <w:rPr>
+          <w:lang w:val="en-IN"/>
+        </w:rPr>
+        <w:t>public class Customer implements Cloneable, Serializable {</w:t>
+      </w:r>
+    </w:p>
+    <w:p>
+      <w:pPr>
+        <w:rPr>
+          <w:lang w:val="en-IN"/>
+        </w:rPr>
+      </w:pPr>
+    </w:p>
+    <w:p>
+      <w:pPr>
+        <w:rPr>
+          <w:lang w:val="en-IN"/>
+        </w:rPr>
+      </w:pPr>
+      <w:r>
+        <w:rPr>
+          <w:lang w:val="en-IN"/>
+        </w:rPr>
+        <w:t xml:space="preserve">    private static final long </w:t>
+      </w:r>
+      <w:proofErr w:type="spellStart"/>
+      <w:r>
+        <w:rPr>
+          <w:lang w:val="en-IN"/>
+        </w:rPr>
+        <w:t>serialVersionUID</w:t>
+      </w:r>
+      <w:proofErr w:type="spellEnd"/>
+      <w:r>
+        <w:rPr>
+          <w:lang w:val="en-IN"/>
+        </w:rPr>
+        <w:t xml:space="preserve"> = 1L;</w:t>
+      </w:r>
+    </w:p>
+    <w:p>
+      <w:pPr>
+        <w:rPr>
+          <w:lang w:val="en-IN"/>
+        </w:rPr>
+      </w:pPr>
+      <w:r>
+        <w:rPr>
+          <w:lang w:val="en-IN"/>
+        </w:rPr>
+        <w:t xml:space="preserve">    private static long </w:t>
+      </w:r>
+      <w:proofErr w:type="spellStart"/>
+      <w:r>
+        <w:rPr>
+          <w:lang w:val="en-IN"/>
+        </w:rPr>
+        <w:t>customerCounter</w:t>
+      </w:r>
+      <w:proofErr w:type="spellEnd"/>
+      <w:r>
+        <w:rPr>
+          <w:lang w:val="en-IN"/>
+        </w:rPr>
+        <w:t xml:space="preserve"> = 101;</w:t>
+      </w:r>
+    </w:p>
+    <w:p>
+      <w:pPr>
+        <w:rPr>
+          <w:lang w:val="en-IN"/>
+        </w:rPr>
+      </w:pPr>
+      <w:r>
+        <w:rPr>
+          <w:lang w:val="en-IN"/>
+        </w:rPr>
+        <w:t xml:space="preserve">    private final String </w:t>
+      </w:r>
+      <w:proofErr w:type="spellStart"/>
+      <w:r>
+        <w:rPr>
+          <w:lang w:val="en-IN"/>
+        </w:rPr>
+        <w:t>customerId</w:t>
+      </w:r>
+      <w:proofErr w:type="spellEnd"/>
+      <w:r>
+        <w:rPr>
+          <w:lang w:val="en-IN"/>
+        </w:rPr>
+        <w:t>;</w:t>
+      </w:r>
+    </w:p>
+    <w:p>
+      <w:pPr>
+        <w:rPr>
+          <w:lang w:val="en-IN"/>
+        </w:rPr>
+      </w:pPr>
+      <w:r>
+        <w:rPr>
+          <w:lang w:val="en-IN"/>
+        </w:rPr>
+        <w:t>    @</w:t>
+      </w:r>
+      <w:proofErr w:type="gramStart"/>
+      <w:r>
+        <w:rPr>
+          <w:lang w:val="en-IN"/>
+        </w:rPr>
+        <w:t>MaxLength(</w:t>
+      </w:r>
+      <w:proofErr w:type="gramEnd"/>
+      <w:r>
+        <w:rPr>
+          <w:lang w:val="en-IN"/>
+        </w:rPr>
+        <w:t>10)</w:t>
+      </w:r>
+    </w:p>
+    <w:p>
+      <w:pPr>
+        <w:rPr>
+          <w:lang w:val="en-IN"/>
+        </w:rPr>
+      </w:pPr>
+      <w:r>
+        <w:rPr>
+          <w:lang w:val="en-IN"/>
+        </w:rPr>
+        <w:t>    private String name;</w:t>
+      </w:r>
+    </w:p>
+    <w:p>
+      <w:pPr>
+        <w:rPr>
+          <w:lang w:val="en-IN"/>
+        </w:rPr>
+      </w:pPr>
+      <w:r>
+        <w:rPr>
+          <w:lang w:val="en-IN"/>
+        </w:rPr>
+        <w:t>    private final String email, mobile;</w:t>
+      </w:r>
+    </w:p>
+    <w:p>
+      <w:pPr>
+        <w:rPr>
+          <w:lang w:val="en-IN"/>
+        </w:rPr>
+      </w:pPr>
+      <w:r>
+        <w:rPr>
+          <w:lang w:val="en-IN"/>
+        </w:rPr>
+        <w:t xml:space="preserve">    private final Address </w:t>
+      </w:r>
+      <w:proofErr w:type="spellStart"/>
+      <w:r>
+        <w:rPr>
+          <w:lang w:val="en-IN"/>
+        </w:rPr>
+        <w:t>address</w:t>
+      </w:r>
+      <w:proofErr w:type="spellEnd"/>
+      <w:r>
+        <w:rPr>
+          <w:lang w:val="en-IN"/>
+        </w:rPr>
+        <w:t>;</w:t>
+      </w:r>
+    </w:p>
+    <w:p>
+      <w:pPr>
+        <w:rPr>
+          <w:lang w:val="en-IN"/>
+        </w:rPr>
+      </w:pPr>
+    </w:p>
+    <w:p>
+      <w:pPr>
+        <w:rPr>
+          <w:lang w:val="en-IN"/>
+        </w:rPr>
+      </w:pPr>
+      <w:r>
+        <w:rPr>
+          <w:lang w:val="en-IN"/>
+        </w:rPr>
+        <w:t xml:space="preserve">    public </w:t>
+      </w:r>
+      <w:proofErr w:type="gramStart"/>
+      <w:r>
+        <w:rPr>
+          <w:lang w:val="en-IN"/>
+        </w:rPr>
+        <w:t>Customer(</w:t>
+      </w:r>
+      <w:proofErr w:type="gramEnd"/>
+      <w:r>
+        <w:rPr>
+          <w:lang w:val="en-IN"/>
+        </w:rPr>
+        <w:t>String name, String email, String mobile, Address address) {</w:t>
+      </w:r>
+    </w:p>
+    <w:p>
+      <w:pPr>
+        <w:rPr>
+          <w:lang w:val="en-IN"/>
+        </w:rPr>
+      </w:pPr>
+      <w:r>
+        <w:rPr>
+          <w:lang w:val="en-IN"/>
+        </w:rPr>
+        <w:t xml:space="preserve">        </w:t>
+      </w:r>
+      <w:proofErr w:type="spellStart"/>
+      <w:proofErr w:type="gramStart"/>
+      <w:r>
+        <w:rPr>
+          <w:lang w:val="en-IN"/>
+        </w:rPr>
+        <w:t>this.customerId</w:t>
+      </w:r>
+      <w:proofErr w:type="spellEnd"/>
+      <w:proofErr w:type="gramEnd"/>
+      <w:r>
+        <w:rPr>
+          <w:lang w:val="en-IN"/>
+        </w:rPr>
+        <w:t xml:space="preserve"> = </w:t>
+      </w:r>
+      <w:proofErr w:type="spellStart"/>
+      <w:proofErr w:type="gramStart"/>
+      <w:r>
+        <w:rPr>
+          <w:lang w:val="en-IN"/>
+        </w:rPr>
+        <w:t>generateCustomerId</w:t>
+      </w:r>
+      <w:proofErr w:type="spellEnd"/>
+      <w:r>
+        <w:rPr>
+          <w:lang w:val="en-IN"/>
+        </w:rPr>
+        <w:t>(</w:t>
+      </w:r>
+      <w:proofErr w:type="gramEnd"/>
+      <w:r>
+        <w:rPr>
+          <w:lang w:val="en-IN"/>
+        </w:rPr>
+        <w:t>);</w:t>
+      </w:r>
+    </w:p>
+    <w:p>
+      <w:pPr>
+        <w:rPr>
+          <w:lang w:val="en-IN"/>
+        </w:rPr>
+      </w:pPr>
+      <w:r>
+        <w:rPr>
+          <w:lang w:val="en-IN"/>
+        </w:rPr>
+        <w:t>        this.name = name;</w:t>
+      </w:r>
+    </w:p>
+    <w:p>
+      <w:pPr>
+        <w:rPr>
+          <w:lang w:val="en-IN"/>
+        </w:rPr>
+      </w:pPr>
+      <w:r>
+        <w:rPr>
+          <w:lang w:val="en-IN"/>
+        </w:rPr>
+        <w:t xml:space="preserve">        </w:t>
+      </w:r>
+      <w:proofErr w:type="spellStart"/>
+      <w:proofErr w:type="gramStart"/>
+      <w:r>
+        <w:rPr>
+          <w:lang w:val="en-IN"/>
+        </w:rPr>
+        <w:t>this.email</w:t>
+      </w:r>
+      <w:proofErr w:type="spellEnd"/>
+      <w:proofErr w:type="gramEnd"/>
+      <w:r>
+        <w:rPr>
+          <w:lang w:val="en-IN"/>
+        </w:rPr>
+        <w:t xml:space="preserve"> = email;</w:t>
+      </w:r>
+    </w:p>
+    <w:p>
+      <w:pPr>
+        <w:rPr>
+          <w:lang w:val="en-IN"/>
+        </w:rPr>
+      </w:pPr>
+      <w:r>
+        <w:rPr>
+          <w:lang w:val="en-IN"/>
+        </w:rPr>
+        <w:t xml:space="preserve">        </w:t>
+      </w:r>
+      <w:proofErr w:type="spellStart"/>
+      <w:proofErr w:type="gramStart"/>
+      <w:r>
+        <w:rPr>
+          <w:lang w:val="en-IN"/>
+        </w:rPr>
+        <w:t>this.mobile</w:t>
+      </w:r>
+      <w:proofErr w:type="spellEnd"/>
+      <w:proofErr w:type="gramEnd"/>
+      <w:r>
+        <w:rPr>
+          <w:lang w:val="en-IN"/>
+        </w:rPr>
+        <w:t xml:space="preserve"> = mobile;</w:t>
+      </w:r>
+    </w:p>
+    <w:p>
+      <w:pPr>
+        <w:rPr>
+          <w:lang w:val="en-IN"/>
+        </w:rPr>
+      </w:pPr>
+      <w:r>
+        <w:rPr>
+          <w:lang w:val="en-IN"/>
+        </w:rPr>
+        <w:t xml:space="preserve">        </w:t>
+      </w:r>
+      <w:proofErr w:type="spellStart"/>
+      <w:proofErr w:type="gramStart"/>
+      <w:r>
+        <w:rPr>
+          <w:lang w:val="en-IN"/>
+        </w:rPr>
+        <w:t>this.address</w:t>
+      </w:r>
+      <w:proofErr w:type="spellEnd"/>
+      <w:proofErr w:type="gramEnd"/>
+      <w:r>
+        <w:rPr>
+          <w:lang w:val="en-IN"/>
+        </w:rPr>
+        <w:t xml:space="preserve"> = address == </w:t>
+      </w:r>
+      <w:proofErr w:type="gramStart"/>
+      <w:r>
+        <w:rPr>
+          <w:lang w:val="en-IN"/>
+        </w:rPr>
+        <w:t>null ?</w:t>
+      </w:r>
+      <w:proofErr w:type="gramEnd"/>
+      <w:r>
+        <w:rPr>
+          <w:lang w:val="en-IN"/>
+        </w:rPr>
+        <w:t xml:space="preserve"> </w:t>
+      </w:r>
+      <w:proofErr w:type="gramStart"/>
+      <w:r>
+        <w:rPr>
+          <w:lang w:val="en-IN"/>
+        </w:rPr>
+        <w:t>null :</w:t>
+      </w:r>
+      <w:proofErr w:type="gramEnd"/>
+      <w:r>
+        <w:rPr>
+          <w:lang w:val="en-IN"/>
+        </w:rPr>
+        <w:t xml:space="preserve"> new </w:t>
+      </w:r>
+      <w:proofErr w:type="gramStart"/>
+      <w:r>
+        <w:rPr>
+          <w:lang w:val="en-IN"/>
+        </w:rPr>
+        <w:t>Address(</w:t>
+      </w:r>
+      <w:proofErr w:type="spellStart"/>
+      <w:r>
+        <w:rPr>
+          <w:lang w:val="en-IN"/>
+        </w:rPr>
+        <w:t>address.line</w:t>
+      </w:r>
+      <w:proofErr w:type="spellEnd"/>
+      <w:proofErr w:type="gramEnd"/>
+      <w:r>
+        <w:rPr>
+          <w:lang w:val="en-IN"/>
+        </w:rPr>
+        <w:t xml:space="preserve">, </w:t>
+      </w:r>
+      <w:proofErr w:type="spellStart"/>
+      <w:proofErr w:type="gramStart"/>
+      <w:r>
+        <w:rPr>
+          <w:lang w:val="en-IN"/>
+        </w:rPr>
+        <w:t>address.city</w:t>
+      </w:r>
+      <w:proofErr w:type="spellEnd"/>
+      <w:proofErr w:type="gramEnd"/>
+      <w:r>
+        <w:rPr>
+          <w:lang w:val="en-IN"/>
+        </w:rPr>
+        <w:t xml:space="preserve">, </w:t>
+      </w:r>
+      <w:proofErr w:type="spellStart"/>
+      <w:proofErr w:type="gramStart"/>
+      <w:r>
+        <w:rPr>
+          <w:lang w:val="en-IN"/>
+        </w:rPr>
+        <w:t>address.pincode</w:t>
+      </w:r>
+      <w:proofErr w:type="spellEnd"/>
+      <w:proofErr w:type="gramEnd"/>
+      <w:r>
+        <w:rPr>
+          <w:lang w:val="en-IN"/>
+        </w:rPr>
+        <w:t>);</w:t>
+      </w:r>
+    </w:p>
+    <w:p>
+      <w:pPr>
+        <w:rPr>
+          <w:lang w:val="en-IN"/>
+        </w:rPr>
+      </w:pPr>
+      <w:r>
+        <w:rPr>
+          <w:lang w:val="en-IN"/>
+        </w:rPr>
+        <w:t>    }</w:t>
+      </w:r>
+    </w:p>
+    <w:p>
+      <w:pPr>
+        <w:rPr>
+          <w:lang w:val="en-IN"/>
+        </w:rPr>
+      </w:pPr>
+    </w:p>
+    <w:p>
+      <w:pPr>
+        <w:rPr>
+          <w:lang w:val="en-IN"/>
+        </w:rPr>
+      </w:pPr>
+      <w:r>
+        <w:rPr>
+          <w:lang w:val="en-IN"/>
+        </w:rPr>
+        <w:lastRenderedPageBreak/>
+        <w:t xml:space="preserve">    private static synchronized String </w:t>
+      </w:r>
+      <w:proofErr w:type="spellStart"/>
+      <w:proofErr w:type="gramStart"/>
+      <w:r>
+        <w:rPr>
+          <w:lang w:val="en-IN"/>
+        </w:rPr>
+        <w:t>generateCustomerId</w:t>
+      </w:r>
+      <w:proofErr w:type="spellEnd"/>
+      <w:r>
+        <w:rPr>
+          <w:lang w:val="en-IN"/>
+        </w:rPr>
+        <w:t>(</w:t>
+      </w:r>
+      <w:proofErr w:type="gramEnd"/>
+      <w:r>
+        <w:rPr>
+          <w:lang w:val="en-IN"/>
+        </w:rPr>
+        <w:t>) {</w:t>
+      </w:r>
+    </w:p>
+    <w:p>
+      <w:pPr>
+        <w:rPr>
+          <w:lang w:val="en-IN"/>
+        </w:rPr>
+      </w:pPr>
+      <w:r>
+        <w:rPr>
+          <w:lang w:val="en-IN"/>
+        </w:rPr>
+        <w:t xml:space="preserve">        return "CUST" + </w:t>
+      </w:r>
+      <w:proofErr w:type="spellStart"/>
+      <w:r>
+        <w:rPr>
+          <w:lang w:val="en-IN"/>
+        </w:rPr>
+        <w:t>customerCounter</w:t>
+      </w:r>
+      <w:proofErr w:type="spellEnd"/>
+      <w:r>
+        <w:rPr>
+          <w:lang w:val="en-IN"/>
+        </w:rPr>
+        <w:t>++;</w:t>
+      </w:r>
+    </w:p>
+    <w:p>
+      <w:pPr>
+        <w:rPr>
+          <w:lang w:val="en-IN"/>
+        </w:rPr>
+      </w:pPr>
+      <w:r>
+        <w:rPr>
+          <w:lang w:val="en-IN"/>
+        </w:rPr>
+        <w:t>    }</w:t>
+      </w:r>
+    </w:p>
+    <w:p>
+      <w:pPr>
+        <w:rPr>
+          <w:lang w:val="en-IN"/>
+        </w:rPr>
+      </w:pPr>
+    </w:p>
+    <w:p>
+      <w:pPr>
+        <w:rPr>
+          <w:lang w:val="en-IN"/>
+        </w:rPr>
+      </w:pPr>
+      <w:r>
+        <w:rPr>
+          <w:lang w:val="en-IN"/>
+        </w:rPr>
+        <w:t xml:space="preserve">    public String </w:t>
+      </w:r>
+      <w:proofErr w:type="spellStart"/>
+      <w:proofErr w:type="gramStart"/>
+      <w:r>
+        <w:rPr>
+          <w:lang w:val="en-IN"/>
+        </w:rPr>
+        <w:t>getCustomerId</w:t>
+      </w:r>
+      <w:proofErr w:type="spellEnd"/>
+      <w:r>
+        <w:rPr>
+          <w:lang w:val="en-IN"/>
+        </w:rPr>
+        <w:t>(</w:t>
+      </w:r>
+      <w:proofErr w:type="gramEnd"/>
+      <w:r>
+        <w:rPr>
+          <w:lang w:val="en-IN"/>
+        </w:rPr>
+        <w:t>) {</w:t>
+      </w:r>
+    </w:p>
+    <w:p>
+      <w:pPr>
+        <w:rPr>
+          <w:lang w:val="en-IN"/>
+        </w:rPr>
+      </w:pPr>
+      <w:r>
+        <w:rPr>
+          <w:lang w:val="en-IN"/>
+        </w:rPr>
+        <w:t xml:space="preserve">        return </w:t>
+      </w:r>
+      <w:proofErr w:type="spellStart"/>
+      <w:r>
+        <w:rPr>
+          <w:lang w:val="en-IN"/>
+        </w:rPr>
+        <w:t>customerId</w:t>
+      </w:r>
+      <w:proofErr w:type="spellEnd"/>
+      <w:r>
+        <w:rPr>
+          <w:lang w:val="en-IN"/>
+        </w:rPr>
+        <w:t>;</w:t>
+      </w:r>
+    </w:p>
+    <w:p>
+      <w:pPr>
+        <w:rPr>
+          <w:lang w:val="en-IN"/>
+        </w:rPr>
+      </w:pPr>
+      <w:r>
+        <w:rPr>
+          <w:lang w:val="en-IN"/>
+        </w:rPr>
+        <w:t>    }</w:t>
+      </w:r>
+    </w:p>
+    <w:p>
+      <w:pPr>
+        <w:rPr>
+          <w:lang w:val="en-IN"/>
+        </w:rPr>
+      </w:pPr>
+    </w:p>
+    <w:p>
+      <w:pPr>
+        <w:rPr>
+          <w:lang w:val="en-IN"/>
+        </w:rPr>
+      </w:pPr>
+      <w:r>
+        <w:rPr>
+          <w:lang w:val="en-IN"/>
+        </w:rPr>
+        <w:t xml:space="preserve">    public String </w:t>
+      </w:r>
+      <w:proofErr w:type="spellStart"/>
+      <w:proofErr w:type="gramStart"/>
+      <w:r>
+        <w:rPr>
+          <w:lang w:val="en-IN"/>
+        </w:rPr>
+        <w:t>getName</w:t>
+      </w:r>
+      <w:proofErr w:type="spellEnd"/>
+      <w:r>
+        <w:rPr>
+          <w:lang w:val="en-IN"/>
+        </w:rPr>
+        <w:t>(</w:t>
+      </w:r>
+      <w:proofErr w:type="gramEnd"/>
+      <w:r>
+        <w:rPr>
+          <w:lang w:val="en-IN"/>
+        </w:rPr>
+        <w:t>) {</w:t>
+      </w:r>
+    </w:p>
+    <w:p>
+      <w:pPr>
+        <w:rPr>
+          <w:lang w:val="en-IN"/>
+        </w:rPr>
+      </w:pPr>
+      <w:r>
+        <w:rPr>
+          <w:lang w:val="en-IN"/>
+        </w:rPr>
+        <w:t>        return name;</w:t>
+      </w:r>
+    </w:p>
+    <w:p>
+      <w:pPr>
+        <w:rPr>
+          <w:lang w:val="en-IN"/>
+        </w:rPr>
+      </w:pPr>
+      <w:r>
+        <w:rPr>
+          <w:lang w:val="en-IN"/>
+        </w:rPr>
+        <w:t>    }</w:t>
+      </w:r>
+    </w:p>
+    <w:p>
+      <w:pPr>
+        <w:rPr>
+          <w:lang w:val="en-IN"/>
+        </w:rPr>
+      </w:pPr>
+    </w:p>
+    <w:p>
+      <w:pPr>
+        <w:rPr>
+          <w:lang w:val="en-IN"/>
+        </w:rPr>
+      </w:pPr>
+      <w:r>
+        <w:rPr>
+          <w:lang w:val="en-IN"/>
+        </w:rPr>
+        <w:t xml:space="preserve">    public String </w:t>
+      </w:r>
+      <w:proofErr w:type="spellStart"/>
+      <w:proofErr w:type="gramStart"/>
+      <w:r>
+        <w:rPr>
+          <w:lang w:val="en-IN"/>
+        </w:rPr>
+        <w:t>getEmail</w:t>
+      </w:r>
+      <w:proofErr w:type="spellEnd"/>
+      <w:r>
+        <w:rPr>
+          <w:lang w:val="en-IN"/>
+        </w:rPr>
+        <w:t>(</w:t>
+      </w:r>
+      <w:proofErr w:type="gramEnd"/>
+      <w:r>
+        <w:rPr>
+          <w:lang w:val="en-IN"/>
+        </w:rPr>
+        <w:t>) {</w:t>
+      </w:r>
+    </w:p>
+    <w:p>
+      <w:pPr>
+        <w:rPr>
+          <w:lang w:val="en-IN"/>
+        </w:rPr>
+      </w:pPr>
+      <w:r>
+        <w:rPr>
+          <w:lang w:val="en-IN"/>
+        </w:rPr>
+        <w:t>        return email;</w:t>
+      </w:r>
+    </w:p>
+    <w:p>
+      <w:pPr>
+        <w:rPr>
+          <w:lang w:val="en-IN"/>
+        </w:rPr>
+      </w:pPr>
+      <w:r>
+        <w:rPr>
+          <w:lang w:val="en-IN"/>
+        </w:rPr>
+        <w:t>    }</w:t>
+      </w:r>
+    </w:p>
+    <w:p>
+      <w:pPr>
+        <w:rPr>
+          <w:lang w:val="en-IN"/>
+        </w:rPr>
+      </w:pPr>
+    </w:p>
+    <w:p>
+      <w:pPr>
+        <w:rPr>
+          <w:lang w:val="en-IN"/>
+        </w:rPr>
+      </w:pPr>
+      <w:r>
+        <w:rPr>
+          <w:lang w:val="en-IN"/>
+        </w:rPr>
+        <w:t xml:space="preserve">    public String </w:t>
+      </w:r>
+      <w:proofErr w:type="spellStart"/>
+      <w:proofErr w:type="gramStart"/>
+      <w:r>
+        <w:rPr>
+          <w:lang w:val="en-IN"/>
+        </w:rPr>
+        <w:t>getMobile</w:t>
+      </w:r>
+      <w:proofErr w:type="spellEnd"/>
+      <w:r>
+        <w:rPr>
+          <w:lang w:val="en-IN"/>
+        </w:rPr>
+        <w:t>(</w:t>
+      </w:r>
+      <w:proofErr w:type="gramEnd"/>
+      <w:r>
+        <w:rPr>
+          <w:lang w:val="en-IN"/>
+        </w:rPr>
+        <w:t>) {</w:t>
+      </w:r>
+    </w:p>
+    <w:p>
+      <w:pPr>
+        <w:rPr>
+          <w:lang w:val="en-IN"/>
+        </w:rPr>
+      </w:pPr>
+      <w:r>
+        <w:rPr>
+          <w:lang w:val="en-IN"/>
+        </w:rPr>
+        <w:t>        return mobile;</w:t>
+      </w:r>
+    </w:p>
+    <w:p>
+      <w:pPr>
+        <w:rPr>
+          <w:lang w:val="en-IN"/>
+        </w:rPr>
+      </w:pPr>
+      <w:r>
+        <w:rPr>
+          <w:lang w:val="en-IN"/>
+        </w:rPr>
+        <w:t>    }</w:t>
+      </w:r>
+    </w:p>
+    <w:p>
+      <w:pPr>
+        <w:rPr>
+          <w:lang w:val="en-IN"/>
+        </w:rPr>
+      </w:pPr>
+    </w:p>
+    <w:p>
+      <w:pPr>
+        <w:rPr>
+          <w:lang w:val="en-IN"/>
+        </w:rPr>
+      </w:pPr>
+      <w:r>
+        <w:rPr>
+          <w:lang w:val="en-IN"/>
+        </w:rPr>
+        <w:t xml:space="preserve">    public Address </w:t>
+      </w:r>
+      <w:proofErr w:type="spellStart"/>
+      <w:proofErr w:type="gramStart"/>
+      <w:r>
+        <w:rPr>
+          <w:lang w:val="en-IN"/>
+        </w:rPr>
+        <w:t>getAddress</w:t>
+      </w:r>
+      <w:proofErr w:type="spellEnd"/>
+      <w:r>
+        <w:rPr>
+          <w:lang w:val="en-IN"/>
+        </w:rPr>
+        <w:t>(</w:t>
+      </w:r>
+      <w:proofErr w:type="gramEnd"/>
+      <w:r>
+        <w:rPr>
+          <w:lang w:val="en-IN"/>
+        </w:rPr>
+        <w:t>) {</w:t>
+      </w:r>
+    </w:p>
+    <w:p>
+      <w:pPr>
+        <w:rPr>
+          <w:lang w:val="en-IN"/>
+        </w:rPr>
+      </w:pPr>
+      <w:r>
+        <w:rPr>
+          <w:lang w:val="en-IN"/>
+        </w:rPr>
+        <w:t xml:space="preserve">        return address == </w:t>
+      </w:r>
+      <w:proofErr w:type="gramStart"/>
+      <w:r>
+        <w:rPr>
+          <w:lang w:val="en-IN"/>
+        </w:rPr>
+        <w:t>null ?</w:t>
+      </w:r>
+      <w:proofErr w:type="gramEnd"/>
+      <w:r>
+        <w:rPr>
+          <w:lang w:val="en-IN"/>
+        </w:rPr>
+        <w:t xml:space="preserve"> </w:t>
+      </w:r>
+      <w:proofErr w:type="gramStart"/>
+      <w:r>
+        <w:rPr>
+          <w:lang w:val="en-IN"/>
+        </w:rPr>
+        <w:t>null :</w:t>
+      </w:r>
+      <w:proofErr w:type="gramEnd"/>
+      <w:r>
+        <w:rPr>
+          <w:lang w:val="en-IN"/>
+        </w:rPr>
+        <w:t xml:space="preserve"> new </w:t>
+      </w:r>
+      <w:proofErr w:type="gramStart"/>
+      <w:r>
+        <w:rPr>
+          <w:lang w:val="en-IN"/>
+        </w:rPr>
+        <w:t>Address(</w:t>
+      </w:r>
+      <w:proofErr w:type="spellStart"/>
+      <w:r>
+        <w:rPr>
+          <w:lang w:val="en-IN"/>
+        </w:rPr>
+        <w:t>address.line</w:t>
+      </w:r>
+      <w:proofErr w:type="spellEnd"/>
+      <w:proofErr w:type="gramEnd"/>
+      <w:r>
+        <w:rPr>
+          <w:lang w:val="en-IN"/>
+        </w:rPr>
+        <w:t xml:space="preserve">, </w:t>
+      </w:r>
+      <w:proofErr w:type="spellStart"/>
+      <w:proofErr w:type="gramStart"/>
+      <w:r>
+        <w:rPr>
+          <w:lang w:val="en-IN"/>
+        </w:rPr>
+        <w:t>address.city</w:t>
+      </w:r>
+      <w:proofErr w:type="spellEnd"/>
+      <w:proofErr w:type="gramEnd"/>
+      <w:r>
+        <w:rPr>
+          <w:lang w:val="en-IN"/>
+        </w:rPr>
+        <w:t xml:space="preserve">, </w:t>
+      </w:r>
+      <w:proofErr w:type="spellStart"/>
+      <w:proofErr w:type="gramStart"/>
+      <w:r>
+        <w:rPr>
+          <w:lang w:val="en-IN"/>
+        </w:rPr>
+        <w:t>address.pincode</w:t>
+      </w:r>
+      <w:proofErr w:type="spellEnd"/>
+      <w:proofErr w:type="gramEnd"/>
+      <w:r>
+        <w:rPr>
+          <w:lang w:val="en-IN"/>
+        </w:rPr>
+        <w:t>);</w:t>
+      </w:r>
+    </w:p>
+    <w:p>
+      <w:pPr>
+        <w:rPr>
+          <w:lang w:val="en-IN"/>
+        </w:rPr>
+      </w:pPr>
+      <w:r>
+        <w:rPr>
+          <w:lang w:val="en-IN"/>
+        </w:rPr>
+        <w:t>    }</w:t>
+      </w:r>
+    </w:p>
+    <w:p>
+      <w:pPr>
+        <w:rPr>
+          <w:lang w:val="en-IN"/>
+        </w:rPr>
+      </w:pPr>
+    </w:p>
+    <w:p>
+      <w:pPr>
+        <w:rPr>
+          <w:lang w:val="en-IN"/>
+        </w:rPr>
+      </w:pPr>
+      <w:r>
+        <w:rPr>
+          <w:lang w:val="en-IN"/>
+        </w:rPr>
+        <w:t>    @Override</w:t>
+      </w:r>
+    </w:p>
+    <w:p>
+      <w:pPr>
+        <w:rPr>
+          <w:lang w:val="en-IN"/>
+        </w:rPr>
+      </w:pPr>
+      <w:r>
+        <w:rPr>
+          <w:lang w:val="en-IN"/>
+        </w:rPr>
+        <w:lastRenderedPageBreak/>
+        <w:t xml:space="preserve">    public Customer </w:t>
+      </w:r>
+      <w:proofErr w:type="gramStart"/>
+      <w:r>
+        <w:rPr>
+          <w:lang w:val="en-IN"/>
+        </w:rPr>
+        <w:t>clone(</w:t>
+      </w:r>
+      <w:proofErr w:type="gramEnd"/>
+      <w:r>
+        <w:rPr>
+          <w:lang w:val="en-IN"/>
+        </w:rPr>
+        <w:t>) {</w:t>
+      </w:r>
+    </w:p>
+    <w:p>
+      <w:pPr>
+        <w:rPr>
+          <w:lang w:val="en-IN"/>
+        </w:rPr>
+      </w:pPr>
+      <w:r>
+        <w:rPr>
+          <w:lang w:val="en-IN"/>
+        </w:rPr>
+        <w:t>        try {</w:t>
+      </w:r>
+    </w:p>
+    <w:p>
+      <w:pPr>
+        <w:rPr>
+          <w:lang w:val="en-IN"/>
+        </w:rPr>
+      </w:pPr>
+      <w:r>
+        <w:rPr>
+          <w:lang w:val="en-IN"/>
+        </w:rPr>
+        <w:t xml:space="preserve">            return (Customer) </w:t>
+      </w:r>
+      <w:proofErr w:type="spellStart"/>
+      <w:proofErr w:type="gramStart"/>
+      <w:r>
+        <w:rPr>
+          <w:lang w:val="en-IN"/>
+        </w:rPr>
+        <w:t>super.clone</w:t>
+      </w:r>
+      <w:proofErr w:type="spellEnd"/>
+      <w:proofErr w:type="gramEnd"/>
+      <w:r>
+        <w:rPr>
+          <w:lang w:val="en-IN"/>
+        </w:rPr>
+        <w:t>();</w:t>
+      </w:r>
+    </w:p>
+    <w:p>
+      <w:pPr>
+        <w:rPr>
+          <w:lang w:val="en-IN"/>
+        </w:rPr>
+      </w:pPr>
+      <w:r>
+        <w:rPr>
+          <w:lang w:val="en-IN"/>
+        </w:rPr>
+        <w:t>        } catch (</w:t>
+      </w:r>
+      <w:proofErr w:type="spellStart"/>
+      <w:r>
+        <w:rPr>
+          <w:lang w:val="en-IN"/>
+        </w:rPr>
+        <w:t>CloneNotSupportedException</w:t>
+      </w:r>
+      <w:proofErr w:type="spellEnd"/>
+      <w:r>
+        <w:rPr>
+          <w:lang w:val="en-IN"/>
+        </w:rPr>
+        <w:t xml:space="preserve"> e) {</w:t>
+      </w:r>
+    </w:p>
+    <w:p>
+      <w:pPr>
+        <w:rPr>
+          <w:lang w:val="en-IN"/>
+        </w:rPr>
+      </w:pPr>
+      <w:r>
+        <w:rPr>
+          <w:lang w:val="en-IN"/>
+        </w:rPr>
+        <w:t xml:space="preserve">            throw new </w:t>
+      </w:r>
+      <w:proofErr w:type="spellStart"/>
+      <w:r>
+        <w:rPr>
+          <w:lang w:val="en-IN"/>
+        </w:rPr>
+        <w:t>AssertionError</w:t>
+      </w:r>
+      <w:proofErr w:type="spellEnd"/>
+      <w:r>
+        <w:rPr>
+          <w:lang w:val="en-IN"/>
+        </w:rPr>
+        <w:t>(e);</w:t>
+      </w:r>
+    </w:p>
+    <w:p>
+      <w:pPr>
+        <w:rPr>
+          <w:lang w:val="en-IN"/>
+        </w:rPr>
+      </w:pPr>
+      <w:r>
+        <w:rPr>
+          <w:lang w:val="en-IN"/>
+        </w:rPr>
+        <w:t>        }</w:t>
+      </w:r>
+    </w:p>
+    <w:p>
+      <w:pPr>
+        <w:rPr>
+          <w:lang w:val="en-IN"/>
+        </w:rPr>
+      </w:pPr>
+      <w:r>
+        <w:rPr>
+          <w:lang w:val="en-IN"/>
+        </w:rPr>
+        <w:t>    }</w:t>
+      </w:r>
+    </w:p>
+    <w:p>
+      <w:pPr>
+        <w:rPr>
+          <w:lang w:val="en-IN"/>
+        </w:rPr>
+      </w:pPr>
+    </w:p>
+    <w:p>
+      <w:pPr>
+        <w:rPr>
+          <w:lang w:val="en-IN"/>
+        </w:rPr>
+      </w:pPr>
+      <w:r>
+        <w:rPr>
+          <w:lang w:val="en-IN"/>
+        </w:rPr>
+        <w:t>    public static class Address implements Serializable {</w:t>
+      </w:r>
+    </w:p>
+    <w:p>
+      <w:pPr>
+        <w:rPr>
+          <w:lang w:val="en-IN"/>
+        </w:rPr>
+      </w:pPr>
+    </w:p>
+    <w:p>
+      <w:pPr>
+        <w:rPr>
+          <w:lang w:val="en-IN"/>
+        </w:rPr>
+      </w:pPr>
+      <w:r>
+        <w:rPr>
+          <w:lang w:val="en-IN"/>
+        </w:rPr>
+        <w:t xml:space="preserve">        private static final long </w:t>
+      </w:r>
+      <w:proofErr w:type="spellStart"/>
+      <w:r>
+        <w:rPr>
+          <w:lang w:val="en-IN"/>
+        </w:rPr>
+        <w:t>serialVersionUID</w:t>
+      </w:r>
+      <w:proofErr w:type="spellEnd"/>
+      <w:r>
+        <w:rPr>
+          <w:lang w:val="en-IN"/>
+        </w:rPr>
+        <w:t xml:space="preserve"> = 1L;</w:t>
+      </w:r>
+    </w:p>
+    <w:p>
+      <w:pPr>
+        <w:rPr>
+          <w:lang w:val="en-IN"/>
+        </w:rPr>
+      </w:pPr>
+      <w:r>
+        <w:rPr>
+          <w:lang w:val="en-IN"/>
+        </w:rPr>
+        <w:t xml:space="preserve">        private final String line, city, </w:t>
+      </w:r>
+      <w:proofErr w:type="spellStart"/>
+      <w:r>
+        <w:rPr>
+          <w:lang w:val="en-IN"/>
+        </w:rPr>
+        <w:t>pincode</w:t>
+      </w:r>
+      <w:proofErr w:type="spellEnd"/>
+      <w:r>
+        <w:rPr>
+          <w:lang w:val="en-IN"/>
+        </w:rPr>
+        <w:t>;</w:t>
+      </w:r>
+    </w:p>
+    <w:p>
+      <w:pPr>
+        <w:rPr>
+          <w:lang w:val="en-IN"/>
+        </w:rPr>
+      </w:pPr>
+    </w:p>
+    <w:p>
+      <w:pPr>
+        <w:rPr>
+          <w:lang w:val="en-IN"/>
+        </w:rPr>
+      </w:pPr>
+      <w:r>
+        <w:rPr>
+          <w:lang w:val="en-IN"/>
+        </w:rPr>
+        <w:t xml:space="preserve">        public </w:t>
+      </w:r>
+      <w:proofErr w:type="gramStart"/>
+      <w:r>
+        <w:rPr>
+          <w:lang w:val="en-IN"/>
+        </w:rPr>
+        <w:t>Address(</w:t>
+      </w:r>
+      <w:proofErr w:type="gramEnd"/>
+      <w:r>
+        <w:rPr>
+          <w:lang w:val="en-IN"/>
+        </w:rPr>
+        <w:t xml:space="preserve">String line, String city, String </w:t>
+      </w:r>
+      <w:proofErr w:type="spellStart"/>
+      <w:r>
+        <w:rPr>
+          <w:lang w:val="en-IN"/>
+        </w:rPr>
+        <w:t>pincode</w:t>
+      </w:r>
+      <w:proofErr w:type="spellEnd"/>
+      <w:r>
+        <w:rPr>
+          <w:lang w:val="en-IN"/>
+        </w:rPr>
+        <w:t>) {</w:t>
+      </w:r>
+    </w:p>
+    <w:p>
+      <w:pPr>
+        <w:rPr>
+          <w:lang w:val="en-IN"/>
+        </w:rPr>
+      </w:pPr>
+      <w:r>
+        <w:rPr>
+          <w:lang w:val="en-IN"/>
+        </w:rPr>
+        <w:t xml:space="preserve">            </w:t>
+      </w:r>
+      <w:proofErr w:type="spellStart"/>
+      <w:proofErr w:type="gramStart"/>
+      <w:r>
+        <w:rPr>
+          <w:lang w:val="en-IN"/>
+        </w:rPr>
+        <w:t>this.line</w:t>
+      </w:r>
+      <w:proofErr w:type="spellEnd"/>
+      <w:proofErr w:type="gramEnd"/>
+      <w:r>
+        <w:rPr>
+          <w:lang w:val="en-IN"/>
+        </w:rPr>
+        <w:t xml:space="preserve"> = line;</w:t>
+      </w:r>
+    </w:p>
+    <w:p>
+      <w:pPr>
+        <w:rPr>
+          <w:lang w:val="en-IN"/>
+        </w:rPr>
+      </w:pPr>
+      <w:r>
+        <w:rPr>
+          <w:lang w:val="en-IN"/>
+        </w:rPr>
+        <w:t xml:space="preserve">            </w:t>
+      </w:r>
+      <w:proofErr w:type="spellStart"/>
+      <w:proofErr w:type="gramStart"/>
+      <w:r>
+        <w:rPr>
+          <w:lang w:val="en-IN"/>
+        </w:rPr>
+        <w:t>this.city</w:t>
+      </w:r>
+      <w:proofErr w:type="spellEnd"/>
+      <w:proofErr w:type="gramEnd"/>
+      <w:r>
+        <w:rPr>
+          <w:lang w:val="en-IN"/>
+        </w:rPr>
+        <w:t xml:space="preserve"> = city;</w:t>
+      </w:r>
+    </w:p>
+    <w:p>
+      <w:pPr>
+        <w:rPr>
+          <w:lang w:val="en-IN"/>
+        </w:rPr>
+      </w:pPr>
+      <w:r>
+        <w:rPr>
+          <w:lang w:val="en-IN"/>
+        </w:rPr>
+        <w:t xml:space="preserve">            </w:t>
+      </w:r>
+      <w:proofErr w:type="spellStart"/>
+      <w:proofErr w:type="gramStart"/>
+      <w:r>
+        <w:rPr>
+          <w:lang w:val="en-IN"/>
+        </w:rPr>
+        <w:t>this.pincode</w:t>
+      </w:r>
+      <w:proofErr w:type="spellEnd"/>
+      <w:proofErr w:type="gramEnd"/>
+      <w:r>
+        <w:rPr>
+          <w:lang w:val="en-IN"/>
+        </w:rPr>
+        <w:t xml:space="preserve"> = </w:t>
+      </w:r>
+      <w:proofErr w:type="spellStart"/>
+      <w:r>
+        <w:rPr>
+          <w:lang w:val="en-IN"/>
+        </w:rPr>
+        <w:t>pincode</w:t>
+      </w:r>
+      <w:proofErr w:type="spellEnd"/>
+      <w:r>
+        <w:rPr>
+          <w:lang w:val="en-IN"/>
+        </w:rPr>
+        <w:t>;</w:t>
+      </w:r>
+    </w:p>
+    <w:p>
+      <w:pPr>
+        <w:rPr>
+          <w:lang w:val="en-IN"/>
+        </w:rPr>
+      </w:pPr>
+      <w:r>
+        <w:rPr>
+          <w:lang w:val="en-IN"/>
+        </w:rPr>
+        <w:t>        }</w:t>
+      </w:r>
+    </w:p>
+    <w:p>
+      <w:pPr>
+        <w:rPr>
+          <w:lang w:val="en-IN"/>
+        </w:rPr>
+      </w:pPr>
+    </w:p>
+    <w:p>
+      <w:pPr>
+        <w:rPr>
+          <w:lang w:val="en-IN"/>
+        </w:rPr>
+      </w:pPr>
+      <w:r>
+        <w:rPr>
+          <w:lang w:val="en-IN"/>
+        </w:rPr>
+        <w:t xml:space="preserve">        public String </w:t>
+      </w:r>
+      <w:proofErr w:type="spellStart"/>
+      <w:proofErr w:type="gramStart"/>
+      <w:r>
+        <w:rPr>
+          <w:lang w:val="en-IN"/>
+        </w:rPr>
+        <w:t>getLine</w:t>
+      </w:r>
+      <w:proofErr w:type="spellEnd"/>
+      <w:r>
+        <w:rPr>
+          <w:lang w:val="en-IN"/>
+        </w:rPr>
+        <w:t>(</w:t>
+      </w:r>
+      <w:proofErr w:type="gramEnd"/>
+      <w:r>
+        <w:rPr>
+          <w:lang w:val="en-IN"/>
+        </w:rPr>
+        <w:t>) {</w:t>
+      </w:r>
+    </w:p>
+    <w:p>
+      <w:pPr>
+        <w:rPr>
+          <w:lang w:val="en-IN"/>
+        </w:rPr>
+      </w:pPr>
+      <w:r>
+        <w:rPr>
+          <w:lang w:val="en-IN"/>
+        </w:rPr>
+        <w:t>            return line;</w:t>
+      </w:r>
+    </w:p>
+    <w:p>
+      <w:pPr>
+        <w:rPr>
+          <w:lang w:val="en-IN"/>
+        </w:rPr>
+      </w:pPr>
+      <w:r>
+        <w:rPr>
+          <w:lang w:val="en-IN"/>
+        </w:rPr>
+        <w:t>        }</w:t>
+      </w:r>
+    </w:p>
+    <w:p>
+      <w:pPr>
+        <w:rPr>
+          <w:lang w:val="en-IN"/>
+        </w:rPr>
+      </w:pPr>
+    </w:p>
+    <w:p>
+      <w:pPr>
+        <w:rPr>
+          <w:lang w:val="en-IN"/>
+        </w:rPr>
+      </w:pPr>
+      <w:r>
+        <w:rPr>
+          <w:lang w:val="en-IN"/>
+        </w:rPr>
+        <w:t xml:space="preserve">        public String </w:t>
+      </w:r>
+      <w:proofErr w:type="spellStart"/>
+      <w:proofErr w:type="gramStart"/>
+      <w:r>
+        <w:rPr>
+          <w:lang w:val="en-IN"/>
+        </w:rPr>
+        <w:t>getCity</w:t>
+      </w:r>
+      <w:proofErr w:type="spellEnd"/>
+      <w:r>
+        <w:rPr>
+          <w:lang w:val="en-IN"/>
+        </w:rPr>
+        <w:t>(</w:t>
+      </w:r>
+      <w:proofErr w:type="gramEnd"/>
+      <w:r>
+        <w:rPr>
+          <w:lang w:val="en-IN"/>
+        </w:rPr>
+        <w:t>) {</w:t>
+      </w:r>
+    </w:p>
+    <w:p>
+      <w:pPr>
+        <w:rPr>
+          <w:lang w:val="en-IN"/>
+        </w:rPr>
+      </w:pPr>
+      <w:r>
+        <w:rPr>
+          <w:lang w:val="en-IN"/>
+        </w:rPr>
+        <w:t>            return city;</w:t>
+      </w:r>
+    </w:p>
+    <w:p>
+      <w:pPr>
+        <w:rPr>
+          <w:lang w:val="en-IN"/>
+        </w:rPr>
+      </w:pPr>
+      <w:r>
+        <w:rPr>
+          <w:lang w:val="en-IN"/>
+        </w:rPr>
+        <w:lastRenderedPageBreak/>
+        <w:t>        }</w:t>
+      </w:r>
+    </w:p>
+    <w:p>
+      <w:pPr>
+        <w:rPr>
+          <w:lang w:val="en-IN"/>
+        </w:rPr>
+      </w:pPr>
+    </w:p>
+    <w:p>
+      <w:pPr>
+        <w:rPr>
+          <w:lang w:val="en-IN"/>
+        </w:rPr>
+      </w:pPr>
+      <w:r>
+        <w:rPr>
+          <w:lang w:val="en-IN"/>
+        </w:rPr>
+        <w:t xml:space="preserve">        public String </w:t>
+      </w:r>
+      <w:proofErr w:type="spellStart"/>
+      <w:proofErr w:type="gramStart"/>
+      <w:r>
+        <w:rPr>
+          <w:lang w:val="en-IN"/>
+        </w:rPr>
+        <w:t>getPincode</w:t>
+      </w:r>
+      <w:proofErr w:type="spellEnd"/>
+      <w:r>
+        <w:rPr>
+          <w:lang w:val="en-IN"/>
+        </w:rPr>
+        <w:t>(</w:t>
+      </w:r>
+      <w:proofErr w:type="gramEnd"/>
+      <w:r>
+        <w:rPr>
+          <w:lang w:val="en-IN"/>
+        </w:rPr>
+        <w:t>) {</w:t>
+      </w:r>
+    </w:p>
+    <w:p>
+      <w:pPr>
+        <w:rPr>
+          <w:lang w:val="en-IN"/>
+        </w:rPr>
+      </w:pPr>
+      <w:r>
+        <w:rPr>
+          <w:lang w:val="en-IN"/>
+        </w:rPr>
+        <w:t xml:space="preserve">            return </w:t>
+      </w:r>
+      <w:proofErr w:type="spellStart"/>
+      <w:r>
+        <w:rPr>
+          <w:lang w:val="en-IN"/>
+        </w:rPr>
+        <w:t>pincode</w:t>
+      </w:r>
+      <w:proofErr w:type="spellEnd"/>
+      <w:r>
+        <w:rPr>
+          <w:lang w:val="en-IN"/>
+        </w:rPr>
+        <w:t>;</w:t>
+      </w:r>
+    </w:p>
+    <w:p>
+      <w:pPr>
+        <w:rPr>
+          <w:lang w:val="en-IN"/>
+        </w:rPr>
+      </w:pPr>
+      <w:r>
+        <w:rPr>
+          <w:lang w:val="en-IN"/>
+        </w:rPr>
+        <w:t>        }</w:t>
+      </w:r>
+    </w:p>
+    <w:p>
+      <w:pPr>
+        <w:rPr>
+          <w:lang w:val="en-IN"/>
+        </w:rPr>
+      </w:pPr>
+      <w:r>
+        <w:rPr>
+          <w:lang w:val="en-IN"/>
+        </w:rPr>
+        <w:t>    }</w:t>
+      </w:r>
+    </w:p>
+    <w:p>
+      <w:pPr>
+        <w:rPr>
+          <w:lang w:val="en-IN"/>
+        </w:rPr>
+      </w:pPr>
+      <w:r>
+        <w:rPr>
+          <w:lang w:val="en-IN"/>
+        </w:rPr>
+        <w:t>}</w:t>
+      </w:r>
+    </w:p>
+    <w:p>
+      <w:pPr>
+        <w:rPr>
+          <w:lang w:val="en-IN"/>
+        </w:rPr>
+      </w:pPr>
+    </w:p>
+    <w:p>
+      <w:pPr>
+        <w:pStyle w:val="ListParagraph"/>
+        <w:numPr>
+          <w:ilvl w:val="0"/>
+          <w:numId w:val="15"/>
+        </w:numPr>
+        <w:spacing w:after="0" w:line="240" w:lineRule="auto"/>
+        <w:rPr>
+          <w:rFonts w:ascii="Times New Roman" w:hAnsi="Times New Roman" w:cs="Times New Roman"/>
+          <w:b/>
+          <w:color w:val="383D48"/>
+          <w:sz w:val="28"/>
+          <w:szCs w:val="28"/>
+          <w:u w:val="single"/>
+          <w:shd w:val="clear" w:color="auto" w:fill="FFFFFF"/>
+        </w:rPr>
+      </w:pPr>
+      <w:proofErr w:type="gramStart"/>
+      <w:r>
+        <w:rPr>
+          <w:rFonts w:ascii="Times New Roman" w:hAnsi="Times New Roman" w:cs="Times New Roman"/>
+          <w:b/>
+          <w:color w:val="383D48"/>
+          <w:sz w:val="28"/>
+          <w:szCs w:val="28"/>
+          <w:u w:val="single"/>
+          <w:shd w:val="clear" w:color="auto" w:fill="FFFFFF"/>
+        </w:rPr>
+        <w:t>Output:-</w:t>
+      </w:r>
+      <w:proofErr w:type="gramEnd"/>
+    </w:p>
+    <w:p>
+      <w:pPr>
+        <w:spacing w:after="0" w:line="240" w:lineRule="auto"/>
+        <w:rPr>
+          <w:rFonts w:ascii="Times New Roman" w:hAnsi="Times New Roman" w:cs="Times New Roman"/>
+          <w:b/>
+          <w:color w:val="383D48"/>
+          <w:sz w:val="28"/>
+          <w:szCs w:val="28"/>
+          <w:u w:val="single"/>
+          <w:shd w:val="clear" w:color="auto" w:fill="FFFFFF"/>
+        </w:rPr>
+      </w:pPr>
+    </w:p>
+    <w:p>
+      <w:pPr>
+        <w:spacing w:after="0" w:line="240" w:lineRule="auto"/>
+        <w:rPr>
+          <w:rFonts w:ascii="Times New Roman" w:hAnsi="Times New Roman" w:cs="Times New Roman"/>
+          <w:b/>
+          <w:color w:val="383D48"/>
+          <w:sz w:val="28"/>
+          <w:szCs w:val="28"/>
+          <w:u w:val="single"/>
+          <w:shd w:val="clear" w:color="auto" w:fill="FFFFFF"/>
+        </w:rPr>
+      </w:pPr>
+      <w:r>
+        <w:rPr>
+          <w:rFonts w:ascii="Times New Roman" w:hAnsi="Times New Roman" w:cs="Times New Roman"/>
+          <w:b/>
+          <w:noProof/>
+          <w:color w:val="383D48"/>
+          <w:sz w:val="28"/>
+          <w:szCs w:val="28"/>
+          <w:u w:val="single"/>
+          <w:shd w:val="clear" w:color="auto" w:fill="FFFFFF"/>
+        </w:rPr>
+        <w:drawing>
+          <wp:inline distT="0" distB="0" distL="0" distR="0" wp14:anchorId="67BC9FD1" wp14:editId="05F88C87">
+            <wp:extent cx="5929734" cy="1758950"/>
+            <wp:effectExtent l="0" t="0" r="0" b="0"/>
+            <wp:docPr id="380481363" name="Picture 1"/>
+            <wp:cNvGraphicFramePr>
+              <a:graphicFrameLocks xmlns:a="http://schemas.openxmlformats.org/drawingml/2006/main" noChangeAspect="1"/>
+            </wp:cNvGraphicFramePr>
+            <a:graphic xmlns:a="http://schemas.openxmlformats.org/drawingml/2006/main">
+              <a:graphicData uri="http://schemas.openxmlformats.org/drawingml/2006/picture">
+                <pic:pic xmlns:pic="http://schemas.openxmlformats.org/drawingml/2006/picture">
+                  <pic:nvPicPr>
+                    <pic:cNvPr id="380481363" name="Picture 380481363"/>
+                    <pic:cNvPicPr/>
+                  </pic:nvPicPr>
+                  <pic:blipFill>
+                    <a:blip r:embed="rId14">
+                      <a:extLst>
+                        <a:ext uri="{28A0092B-C50C-407E-A947-70E740481C1C}">
+                          <a14:useLocalDpi xmlns:a14="http://schemas.microsoft.com/office/drawing/2010/main" val="0"/>
+                        </a:ext>
+                      </a:extLst>
+                    </a:blip>
+                    <a:stretch>
+                      <a:fillRect/>
+                    </a:stretch>
+                  </pic:blipFill>
+                  <pic:spPr>
+                    <a:xfrm>
+                      <a:off x="0" y="0"/>
+                      <a:ext cx="5935541" cy="1760673"/>
+                    </a:xfrm>
+                    <a:prstGeom prst="rect">
+                      <a:avLst/>
+                    </a:prstGeom>
+                  </pic:spPr>
+                </pic:pic>
+              </a:graphicData>
+            </a:graphic>
+          </wp:inline>
+        </w:drawing>
+      </w:r>
+    </w:p>
+    <w:p>
+      <w:pPr>
+        <w:spacing w:after="0" w:line="240" w:lineRule="auto"/>
+        <w:rPr>
+          <w:rFonts w:ascii="Times New Roman" w:hAnsi="Times New Roman" w:cs="Times New Roman"/>
+          <w:b/>
+          <w:color w:val="383D48"/>
+          <w:sz w:val="28"/>
+          <w:szCs w:val="28"/>
+          <w:shd w:val="clear" w:color="auto" w:fill="FFFFFF"/>
+        </w:rPr>
+      </w:pPr>
+    </w:p>
+    <w:p>
+      <w:pPr>
+        <w:spacing w:after="0" w:line="240" w:lineRule="auto"/>
+        <w:rPr>
+          <w:rFonts w:ascii="Times New Roman" w:hAnsi="Times New Roman" w:cs="Times New Roman"/>
+          <w:b/>
+          <w:color w:val="383D48"/>
+          <w:sz w:val="28"/>
+          <w:szCs w:val="28"/>
+          <w:shd w:val="clear" w:color="auto" w:fill="FFFFFF"/>
+        </w:rPr>
+      </w:pPr>
+    </w:p>
+    <w:p>
+      <w:pPr>
+        <w:spacing w:after="0" w:line="240" w:lineRule="auto"/>
+        <w:rPr>
+          <w:rFonts w:ascii="Times New Roman" w:hAnsi="Times New Roman" w:cs="Times New Roman"/>
+          <w:b/>
+          <w:color w:val="383D48"/>
+          <w:sz w:val="28"/>
+          <w:szCs w:val="28"/>
+          <w:shd w:val="clear" w:color="auto" w:fill="FFFFFF"/>
+        </w:rPr>
+      </w:pPr>
+    </w:p>
+    <w:p>
+      <w:pPr>
+        <w:spacing w:after="0" w:line="240" w:lineRule="auto"/>
+        <w:rPr>
+          <w:rFonts w:ascii="Times New Roman" w:hAnsi="Times New Roman" w:cs="Times New Roman"/>
+          <w:b/>
+          <w:color w:val="383D48"/>
+          <w:sz w:val="28"/>
+          <w:szCs w:val="28"/>
+          <w:shd w:val="clear" w:color="auto" w:fill="FFFFFF"/>
+        </w:rPr>
+      </w:pPr>
+    </w:p>
+    <w:p>
+      <w:pPr>
+        <w:spacing w:after="0" w:line="240" w:lineRule="auto"/>
+        <w:rPr>
+          <w:rFonts w:ascii="Times New Roman" w:hAnsi="Times New Roman" w:cs="Times New Roman"/>
+          <w:b/>
+          <w:color w:val="383D48"/>
+          <w:sz w:val="28"/>
+          <w:szCs w:val="28"/>
+          <w:shd w:val="clear" w:color="auto" w:fill="FFFFFF"/>
+        </w:rPr>
+      </w:pPr>
+    </w:p>
+    <w:p>
+      <w:pPr>
+        <w:spacing w:after="0" w:line="240" w:lineRule="auto"/>
+        <w:rPr>
+          <w:rFonts w:ascii="Times New Roman" w:hAnsi="Times New Roman" w:cs="Times New Roman"/>
+          <w:b/>
+          <w:color w:val="383D48"/>
+          <w:sz w:val="28"/>
+          <w:szCs w:val="28"/>
+          <w:shd w:val="clear" w:color="auto" w:fill="FFFFFF"/>
+        </w:rPr>
+      </w:pPr>
+    </w:p>
+    <w:p>
+      <w:pPr>
+        <w:spacing w:after="0" w:line="240" w:lineRule="auto"/>
+        <w:rPr>
+          <w:rFonts w:ascii="Times New Roman" w:hAnsi="Times New Roman" w:cs="Times New Roman"/>
+          <w:b/>
+          <w:color w:val="383D48"/>
+          <w:sz w:val="28"/>
+          <w:szCs w:val="28"/>
+          <w:shd w:val="clear" w:color="auto" w:fill="FFFFFF"/>
+        </w:rPr>
+      </w:pPr>
+    </w:p>
+    <w:p>
+      <w:pPr>
+        <w:spacing w:after="0" w:line="240" w:lineRule="auto"/>
+        <w:rPr>
+          <w:rFonts w:ascii="Times New Roman" w:hAnsi="Times New Roman" w:cs="Times New Roman"/>
+          <w:b/>
+          <w:color w:val="383D48"/>
+          <w:sz w:val="28"/>
+          <w:szCs w:val="28"/>
+          <w:shd w:val="clear" w:color="auto" w:fill="FFFFFF"/>
+        </w:rPr>
+      </w:pPr>
+    </w:p>
+    <w:p>
+      <w:pPr>
+        <w:spacing w:after="0" w:line="240" w:lineRule="auto"/>
+        <w:rPr>
+          <w:rFonts w:ascii="Times New Roman" w:hAnsi="Times New Roman" w:cs="Times New Roman"/>
+          <w:b/>
+          <w:color w:val="383D48"/>
+          <w:sz w:val="28"/>
+          <w:szCs w:val="28"/>
+          <w:shd w:val="clear" w:color="auto" w:fill="FFFFFF"/>
+        </w:rPr>
+      </w:pPr>
+    </w:p>
+    <w:p>
+      <w:pPr>
+        <w:spacing w:after="0" w:line="240" w:lineRule="auto"/>
+        <w:rPr>
+          <w:rFonts w:ascii="Times New Roman" w:hAnsi="Times New Roman" w:cs="Times New Roman"/>
+          <w:b/>
+          <w:color w:val="383D48"/>
+          <w:sz w:val="28"/>
+          <w:szCs w:val="28"/>
+          <w:shd w:val="clear" w:color="auto" w:fill="FFFFFF"/>
+        </w:rPr>
+      </w:pPr>
+    </w:p>
+    <w:p>
+      <w:pPr>
+        <w:spacing w:after="0" w:line="240" w:lineRule="auto"/>
+        <w:rPr>
+          <w:rFonts w:ascii="Times New Roman" w:hAnsi="Times New Roman" w:cs="Times New Roman"/>
+          <w:b/>
+          <w:color w:val="383D48"/>
+          <w:sz w:val="28"/>
+          <w:szCs w:val="28"/>
+          <w:shd w:val="clear" w:color="auto" w:fill="FFFFFF"/>
+        </w:rPr>
+      </w:pPr>
+    </w:p>
+    <w:p>
+      <w:pPr>
+        <w:spacing w:after="0" w:line="240" w:lineRule="auto"/>
+        <w:rPr>
+          <w:rFonts w:ascii="Times New Roman" w:hAnsi="Times New Roman" w:cs="Times New Roman"/>
+          <w:b/>
+          <w:color w:val="383D48"/>
+          <w:sz w:val="28"/>
+          <w:szCs w:val="28"/>
+          <w:shd w:val="clear" w:color="auto" w:fill="FFFFFF"/>
+        </w:rPr>
+      </w:pPr>
+    </w:p>
+    <w:p>
+      <w:pPr>
+        <w:spacing w:after="0" w:line="240" w:lineRule="auto"/>
+        <w:rPr>
+          <w:rFonts w:ascii="Times New Roman" w:hAnsi="Times New Roman" w:cs="Times New Roman"/>
+          <w:b/>
+          <w:color w:val="383D48"/>
+          <w:sz w:val="28"/>
+          <w:szCs w:val="28"/>
+          <w:shd w:val="clear" w:color="auto" w:fill="FFFFFF"/>
+        </w:rPr>
+      </w:pPr>
+    </w:p>
+    <w:p>
+      <w:pPr>
+        <w:spacing w:after="0" w:line="240" w:lineRule="auto"/>
+        <w:rPr>
+          <w:rFonts w:ascii="Times New Roman" w:hAnsi="Times New Roman" w:cs="Times New Roman"/>
+          <w:b/>
+          <w:color w:val="383D48"/>
+          <w:sz w:val="28"/>
+          <w:szCs w:val="28"/>
+          <w:shd w:val="clear" w:color="auto" w:fill="FFFFFF"/>
+        </w:rPr>
+      </w:pPr>
+    </w:p>
+    <w:p>
+      <w:pPr>
+        <w:spacing w:after="0" w:line="240" w:lineRule="auto"/>
+        <w:rPr>
+          <w:rFonts w:ascii="Times New Roman" w:hAnsi="Times New Roman" w:cs="Times New Roman"/>
+          <w:b/>
+          <w:color w:val="383D48"/>
+          <w:sz w:val="28"/>
+          <w:szCs w:val="28"/>
+          <w:shd w:val="clear" w:color="auto" w:fill="FFFFFF"/>
+        </w:rPr>
+      </w:pPr>
+    </w:p>
+    <w:p>
+      <w:pPr>
+        <w:spacing w:after="0" w:line="240" w:lineRule="auto"/>
+        <w:rPr>
+          <w:rFonts w:ascii="Times New Roman" w:hAnsi="Times New Roman" w:cs="Times New Roman"/>
+          <w:b/>
+          <w:color w:val="383D48"/>
+          <w:sz w:val="28"/>
+          <w:szCs w:val="28"/>
+          <w:shd w:val="clear" w:color="auto" w:fill="FFFFFF"/>
+        </w:rPr>
+      </w:pPr>
+    </w:p>
+    <w:p>
+      <w:pPr>
+        <w:spacing w:after="0" w:line="240" w:lineRule="auto"/>
+        <w:rPr>
+          <w:rFonts w:ascii="Times New Roman" w:hAnsi="Times New Roman" w:cs="Times New Roman"/>
+          <w:b/>
+          <w:color w:val="383D48"/>
+          <w:sz w:val="28"/>
+          <w:szCs w:val="28"/>
+          <w:shd w:val="clear" w:color="auto" w:fill="FFFFFF"/>
+        </w:rPr>
+      </w:pPr>
+      <w:r>
+        <w:rPr>
+          <w:rFonts w:ascii="Times New Roman" w:hAnsi="Times New Roman" w:cs="Times New Roman"/>
+          <w:b/>
+          <w:color w:val="383D48"/>
+          <w:sz w:val="28"/>
+          <w:szCs w:val="28"/>
+          <w:shd w:val="clear" w:color="auto" w:fill="FFFFFF"/>
+        </w:rPr>
+        <w:lastRenderedPageBreak/>
         <w:t xml:space="preserve">Learning </w:t>
       </w:r>
       <w:r>
@@ -1606,8 +4034,8 @@
       </w:r>
     </w:p>
     <w:sectPr>
-      <w:headerReference w:type="default" r:id="rId14"/>
-      <w:footerReference w:type="default" r:id="rId15"/>
+      <w:headerReference w:type="default" r:id="rId15"/>
+      <w:footerReference w:type="default" r:id="rId16"/>
       <w:pgSz w:w="12240" w:h="15840"/>
       <w:pgMar w:top="1440" w:right="1440" w:bottom="1440" w:left="1440" w:header="720" w:footer="720" w:gutter="0"/>
       <w:cols w:space="720"/>
@@ -1618,7 +4046,7 @@
 </file>
 
 <file path=word/endnotes.xml><?xml version="1.0" encoding="utf-8"?>
-<w:endnotes xmlns:wpc="http://schemas.microsoft.com/office/word/2010/wordprocessingCanvas" xmlns:cx="http://schemas.microsoft.com/office/drawing/2014/chartex" xmlns:cx1="http://schemas.microsoft.com/office/drawing/2015/9/8/chartex" xmlns:cx2="http://schemas.microsoft.com/office/drawing/2015/10/21/chartex" xmlns:cx3="http://schemas.microsoft.com/office/drawing/2016/5/9/chartex" xmlns:cx4="http://schemas.microsoft.com/office/drawing/2016/5/10/chartex" xmlns:cx5="http://schemas.microsoft.com/office/drawing/2016/5/11/chartex" xmlns:cx6="http://schemas.microsoft.com/office/drawing/2016/5/12/chartex" xmlns:cx7="http://schemas.microsoft.com/office/drawing/2016/5/13/chartex" xmlns:cx8="http://schemas.microsoft.com/office/drawing/2016/5/14/chartex" xmlns:mc="http://schemas.openxmlformats.org/markup-compatibility/2006" xmlns:aink="http://schemas.microsoft.com/office/drawing/2016/ink" xmlns:am3d="http://schemas.microsoft.com/office/drawing/2017/model3d" xmlns:o="urn:schemas-microsoft-com:office:office" xmlns:oel="http://schemas.microsoft.com/office/2019/extlst" xmlns:r="http://schemas.openxmlformats.org/officeDocument/2006/relationships" xmlns:m="http://schemas.openxmlformats.org/officeDocument/2006/math" xmlns:v="urn:schemas-microsoft-com:vml" xmlns:wp14="http://schemas.microsoft.com/office/word/2010/wordprocessingDrawing" xmlns:wp="http://schemas.openxmlformats.org/drawingml/2006/wordprocessingDrawing" xmlns:w10="urn:schemas-microsoft-com:office:word" xmlns:w="http://schemas.openxmlformats.org/wordprocessingml/2006/main" xmlns:w14="http://schemas.microsoft.com/office/word/2010/wordml" xmlns:w15="http://schemas.microsoft.com/office/word/2012/wordml" xmlns:w16cei="http://schemas.microsoft.com/office/word/2026/wordml/cei" xmlns:w16cex="http://schemas.microsoft.com/office/word/2018/wordml/cex" xmlns:w16cid="http://schemas.microsoft.com/office/word/2016/wordml/cid" xmlns:w16="http://schemas.microsoft.com/office/word/2018/wordml" xmlns:w16du="http://schemas.microsoft.com/office/word/2023/wordml/word16du" xmlns:w16sdtdh="http://schemas.microsoft.com/office/word/2020/wordml/sdtdatahash" xmlns:w16sdtfl="http://schemas.microsoft.com/office/word/2024/wordml/sdtformatlock" xmlns:w16se="http://schemas.microsoft.com/office/word/2015/wordml/symex" xmlns:wpg="http://schemas.microsoft.com/office/word/2010/wordprocessingGroup" xmlns:wpi="http://schemas.microsoft.com/office/word/2010/wordprocessingInk" xmlns:wne="http://schemas.microsoft.com/office/word/2006/wordml" xmlns:wps="http://schemas.microsoft.com/office/word/2010/wordprocessingShape" mc:Ignorable="w14 w15 w16se w16cid w16 w16cex w16sdtdh w16sdtfl w16du wp14">
+<w:endnotes xmlns:wpc="http://schemas.microsoft.com/office/word/2010/wordprocessingCanvas" xmlns:cx="http://schemas.microsoft.com/office/drawing/2014/chartex" xmlns:cx1="http://schemas.microsoft.com/office/drawing/2015/9/8/chartex" xmlns:cx2="http://schemas.microsoft.com/office/drawing/2015/10/21/chartex" xmlns:cx3="http://schemas.microsoft.com/office/drawing/2016/5/9/chartex" xmlns:cx4="http://schemas.microsoft.com/office/drawing/2016/5/10/chartex" xmlns:cx5="http://schemas.microsoft.com/office/drawing/2016/5/11/chartex" xmlns:cx6="http://schemas.microsoft.com/office/drawing/2016/5/12/chartex" xmlns:cx7="http://schemas.microsoft.com/office/drawing/2016/5/13/chartex" xmlns:cx8="http://schemas.microsoft.com/office/drawing/2016/5/14/chartex" xmlns:mc="http://schemas.openxmlformats.org/markup-compatibility/2006" xmlns:aink="http://schemas.microsoft.com/office/drawing/2016/ink" xmlns:am3d="http://schemas.microsoft.com/office/drawing/2017/model3d" xmlns:o="urn:schemas-microsoft-com:office:office" xmlns:oel="http://schemas.microsoft.com/office/2019/extlst" xmlns:r="http://schemas.openxmlformats.org/officeDocument/2006/relationships" xmlns:m="http://schemas.openxmlformats.org/officeDocument/2006/math" xmlns:v="urn:schemas-microsoft-com:vml" xmlns:wp14="http://schemas.microsoft.com/office/word/2010/wordprocessingDrawing" xmlns:wp="http://schemas.openxmlformats.org/drawingml/2006/wordprocessingDrawing" xmlns:w10="urn:schemas-microsoft-com:office:word" xmlns:w="http://schemas.openxmlformats.org/wordprocessingml/2006/main" xmlns:w14="http://schemas.microsoft.com/office/word/2010/wordml" xmlns:w15="http://schemas.microsoft.com/office/word/2012/wordml" xmlns:w16cex="http://schemas.microsoft.com/office/word/2018/wordml/cex" xmlns:w16cid="http://schemas.microsoft.com/office/word/2016/wordml/cid" xmlns:w16="http://schemas.microsoft.com/office/word/2018/wordml" xmlns:w16du="http://schemas.microsoft.com/office/word/2023/wordml/word16du" xmlns:w16sdtdh="http://schemas.microsoft.com/office/word/2020/wordml/sdtdatahash" xmlns:w16sdtfl="http://schemas.microsoft.com/office/word/2024/wordml/sdtformatlock" xmlns:w16se="http://schemas.microsoft.com/office/word/2015/wordml/symex" xmlns:wpg="http://schemas.microsoft.com/office/word/2010/wordprocessingGroup" xmlns:wpi="http://schemas.microsoft.com/office/word/2010/wordprocessingInk" xmlns:wne="http://schemas.microsoft.com/office/word/2006/wordml" xmlns:wps="http://schemas.microsoft.com/office/word/2010/wordprocessingShape" mc:Ignorable="w14 w15 w16se w16cid w16 w16cex w16sdtdh w16sdtfl w16du wp14">
   <w:endnote w:type="separator" w:id="-1">
     <w:p>
       <w:pPr>
@@ -1643,7 +4071,7 @@
 </file>
 
 <file path=word/footer1.xml><?xml version="1.0" encoding="utf-8"?>
-<w:ftr xmlns:wpc="http://schemas.microsoft.com/office/word/2010/wordprocessingCanvas" xmlns:cx="http://schemas.microsoft.com/office/drawing/2014/chartex" xmlns:cx1="http://schemas.microsoft.com/office/drawing/2015/9/8/chartex" xmlns:cx2="http://schemas.microsoft.com/office/drawing/2015/10/21/chartex" xmlns:cx3="http://schemas.microsoft.com/office/drawing/2016/5/9/chartex" xmlns:cx4="http://schemas.microsoft.com/office/drawing/2016/5/10/chartex" xmlns:cx5="http://schemas.microsoft.com/office/drawing/2016/5/11/chartex" xmlns:cx6="http://schemas.microsoft.com/office/drawing/2016/5/12/chartex" xmlns:cx7="http://schemas.microsoft.com/office/drawing/2016/5/13/chartex" xmlns:cx8="http://schemas.microsoft.com/office/drawing/2016/5/14/chartex" xmlns:mc="http://schemas.openxmlformats.org/markup-compatibility/2006" xmlns:aink="http://schemas.microsoft.com/office/drawing/2016/ink" xmlns:am3d="http://schemas.microsoft.com/office/drawing/2017/model3d" xmlns:o="urn:schemas-microsoft-com:office:office" xmlns:oel="http://schemas.microsoft.com/office/2019/extlst" xmlns:r="http://schemas.openxmlformats.org/officeDocument/2006/relationships" xmlns:m="http://schemas.openxmlformats.org/officeDocument/2006/math" xmlns:v="urn:schemas-microsoft-com:vml" xmlns:wp14="http://schemas.microsoft.com/office/word/2010/wordprocessingDrawing" xmlns:wp="http://schemas.openxmlformats.org/drawingml/2006/wordprocessingDrawing" xmlns:w10="urn:schemas-microsoft-com:office:word" xmlns:w="http://schemas.openxmlformats.org/wordprocessingml/2006/main" xmlns:w14="http://schemas.microsoft.com/office/word/2010/wordml" xmlns:w15="http://schemas.microsoft.com/office/word/2012/wordml" xmlns:w16cei="http://schemas.microsoft.com/office/word/2026/wordml/cei" xmlns:w16cex="http://schemas.microsoft.com/office/word/2018/wordml/cex" xmlns:w16cid="http://schemas.microsoft.com/office/word/2016/wordml/cid" xmlns:w16="http://schemas.microsoft.com/office/word/2018/wordml" xmlns:w16du="http://schemas.microsoft.com/office/word/2023/wordml/word16du" xmlns:w16sdtdh="http://schemas.microsoft.com/office/word/2020/wordml/sdtdatahash" xmlns:w16sdtfl="http://schemas.microsoft.com/office/word/2024/wordml/sdtformatlock" xmlns:w16se="http://schemas.microsoft.com/office/word/2015/wordml/symex" xmlns:wpg="http://schemas.microsoft.com/office/word/2010/wordprocessingGroup" xmlns:wpi="http://schemas.microsoft.com/office/word/2010/wordprocessingInk" xmlns:wne="http://schemas.microsoft.com/office/word/2006/wordml" xmlns:wps="http://schemas.microsoft.com/office/word/2010/wordprocessingShape" mc:Ignorable="w14 w15 w16se w16cid w16 w16cex w16sdtdh w16sdtfl w16du wp14">
+<w:ftr xmlns:wpc="http://schemas.microsoft.com/office/word/2010/wordprocessingCanvas" xmlns:cx="http://schemas.microsoft.com/office/drawing/2014/chartex" xmlns:cx1="http://schemas.microsoft.com/office/drawing/2015/9/8/chartex" xmlns:cx2="http://schemas.microsoft.com/office/drawing/2015/10/21/chartex" xmlns:cx3="http://schemas.microsoft.com/office/drawing/2016/5/9/chartex" xmlns:cx4="http://schemas.microsoft.com/office/drawing/2016/5/10/chartex" xmlns:cx5="http://schemas.microsoft.com/office/drawing/2016/5/11/chartex" xmlns:cx6="http://schemas.microsoft.com/office/drawing/2016/5/12/chartex" xmlns:cx7="http://schemas.microsoft.com/office/drawing/2016/5/13/chartex" xmlns:cx8="http://schemas.microsoft.com/office/drawing/2016/5/14/chartex" xmlns:mc="http://schemas.openxmlformats.org/markup-compatibility/2006" xmlns:aink="http://schemas.microsoft.com/office/drawing/2016/ink" xmlns:am3d="http://schemas.microsoft.com/office/drawing/2017/model3d" xmlns:o="urn:schemas-microsoft-com:office:office" xmlns:oel="http://schemas.microsoft.com/office/2019/extlst" xmlns:r="http://schemas.openxmlformats.org/officeDocument/2006/relationships" xmlns:m="http://schemas.openxmlformats.org/officeDocument/2006/math" xmlns:v="urn:schemas-microsoft-com:vml" xmlns:wp14="http://schemas.microsoft.com/office/word/2010/wordprocessingDrawing" xmlns:wp="http://schemas.openxmlformats.org/drawingml/2006/wordprocessingDrawing" xmlns:w10="urn:schemas-microsoft-com:office:word" xmlns:w="http://schemas.openxmlformats.org/wordprocessingml/2006/main" xmlns:w14="http://schemas.microsoft.com/office/word/2010/wordml" xmlns:w15="http://schemas.microsoft.com/office/word/2012/wordml" xmlns:w16cex="http://schemas.microsoft.com/office/word/2018/wordml/cex" xmlns:w16cid="http://schemas.microsoft.com/office/word/2016/wordml/cid" xmlns:w16="http://schemas.microsoft.com/office/word/2018/wordml" xmlns:w16du="http://schemas.microsoft.com/office/word/2023/wordml/word16du" xmlns:w16sdtdh="http://schemas.microsoft.com/office/word/2020/wordml/sdtdatahash" xmlns:w16sdtfl="http://schemas.microsoft.com/office/word/2024/wordml/sdtformatlock" xmlns:w16se="http://schemas.microsoft.com/office/word/2015/wordml/symex" xmlns:wpg="http://schemas.microsoft.com/office/word/2010/wordprocessingGroup" xmlns:wpi="http://schemas.microsoft.com/office/word/2010/wordprocessingInk" xmlns:wne="http://schemas.microsoft.com/office/word/2006/wordml" xmlns:wps="http://schemas.microsoft.com/office/word/2010/wordprocessingShape" mc:Ignorable="w14 w15 w16se w16cid w16 w16cex w16sdtdh w16sdtfl w16du wp14">
   <w:p>
     <w:pPr>
       <w:pStyle w:val="Footer"/>
@@ -1730,7 +4158,7 @@
 </file>
 
 <file path=word/footnotes.xml><?xml version="1.0" encoding="utf-8"?>
-<w:footnotes xmlns:wpc="http://schemas.microsoft.com/office/word/2010/wordprocessingCanvas" xmlns:cx="http://schemas.microsoft.com/office/drawing/2014/chartex" xmlns:cx1="http://schemas.microsoft.com/office/drawing/2015/9/8/chartex" xmlns:cx2="http://schemas.microsoft.com/office/drawing/2015/10/21/chartex" xmlns:cx3="http://schemas.microsoft.com/office/drawing/2016/5/9/chartex" xmlns:cx4="http://schemas.microsoft.com/office/drawing/2016/5/10/chartex" xmlns:cx5="http://schemas.microsoft.com/office/drawing/2016/5/11/chartex" xmlns:cx6="http://schemas.microsoft.com/office/drawing/2016/5/12/chartex" xmlns:cx7="http://schemas.microsoft.com/office/drawing/2016/5/13/chartex" xmlns:cx8="http://schemas.microsoft.com/office/drawing/2016/5/14/chartex" xmlns:mc="http://schemas.openxmlformats.org/markup-compatibility/2006" xmlns:aink="http://schemas.microsoft.com/office/drawing/2016/ink" xmlns:am3d="http://schemas.microsoft.com/office/drawing/2017/model3d" xmlns:o="urn:schemas-microsoft-com:office:office" xmlns:oel="http://schemas.microsoft.com/office/2019/extlst" xmlns:r="http://schemas.openxmlformats.org/officeDocument/2006/relationships" xmlns:m="http://schemas.openxmlformats.org/officeDocument/2006/math" xmlns:v="urn:schemas-microsoft-com:vml" xmlns:wp14="http://schemas.microsoft.com/office/word/2010/wordprocessingDrawing" xmlns:wp="http://schemas.openxmlformats.org/drawingml/2006/wordprocessingDrawing" xmlns:w10="urn:schemas-microsoft-com:office:word" xmlns:w="http://schemas.openxmlformats.org/wordprocessingml/2006/main" xmlns:w14="http://schemas.microsoft.com/office/word/2010/wordml" xmlns:w15="http://schemas.microsoft.com/office/word/2012/wordml" xmlns:w16cei="http://schemas.microsoft.com/office/word/2026/wordml/cei" xmlns:w16cex="http://schemas.microsoft.com/office/word/2018/wordml/cex" xmlns:w16cid="http://schemas.microsoft.com/office/word/2016/wordml/cid" xmlns:w16="http://schemas.microsoft.com/office/word/2018/wordml" xmlns:w16du="http://schemas.microsoft.com/office/word/2023/wordml/word16du" xmlns:w16sdtdh="http://schemas.microsoft.com/office/word/2020/wordml/sdtdatahash" xmlns:w16sdtfl="http://schemas.microsoft.com/office/word/2024/wordml/sdtformatlock" xmlns:w16se="http://schemas.microsoft.com/office/word/2015/wordml/symex" xmlns:wpg="http://schemas.microsoft.com/office/word/2010/wordprocessingGroup" xmlns:wpi="http://schemas.microsoft.com/office/word/2010/wordprocessingInk" xmlns:wne="http://schemas.microsoft.com/office/word/2006/wordml" xmlns:wps="http://schemas.microsoft.com/office/word/2010/wordprocessingShape" mc:Ignorable="w14 w15 w16se w16cid w16 w16cex w16sdtdh w16sdtfl w16du wp14">
+<w:footnotes xmlns:wpc="http://schemas.microsoft.com/office/word/2010/wordprocessingCanvas" xmlns:cx="http://schemas.microsoft.com/office/drawing/2014/chartex" xmlns:cx1="http://schemas.microsoft.com/office/drawing/2015/9/8/chartex" xmlns:cx2="http://schemas.microsoft.com/office/drawing/2015/10/21/chartex" xmlns:cx3="http://schemas.microsoft.com/office/drawing/2016/5/9/chartex" xmlns:cx4="http://schemas.microsoft.com/office/drawing/2016/5/10/chartex" xmlns:cx5="http://schemas.microsoft.com/office/drawing/2016/5/11/chartex" xmlns:cx6="http://schemas.microsoft.com/office/drawing/2016/5/12/chartex" xmlns:cx7="http://schemas.microsoft.com/office/drawing/2016/5/13/chartex" xmlns:cx8="http://schemas.microsoft.com/office/drawing/2016/5/14/chartex" xmlns:mc="http://schemas.openxmlformats.org/markup-compatibility/2006" xmlns:aink="http://schemas.microsoft.com/office/drawing/2016/ink" xmlns:am3d="http://schemas.microsoft.com/office/drawing/2017/model3d" xmlns:o="urn:schemas-microsoft-com:office:office" xmlns:oel="http://schemas.microsoft.com/office/2019/extlst" xmlns:r="http://schemas.openxmlformats.org/officeDocument/2006/relationships" xmlns:m="http://schemas.openxmlformats.org/officeDocument/2006/math" xmlns:v="urn:schemas-microsoft-com:vml" xmlns:wp14="http://schemas.microsoft.com/office/word/2010/wordprocessingDrawing" xmlns:wp="http://schemas.openxmlformats.org/drawingml/2006/wordprocessingDrawing" xmlns:w10="urn:schemas-microsoft-com:office:word" xmlns:w="http://schemas.openxmlformats.org/wordprocessingml/2006/main" xmlns:w14="http://schemas.microsoft.com/office/word/2010/wordml" xmlns:w15="http://schemas.microsoft.com/office/word/2012/wordml" xmlns:w16cex="http://schemas.microsoft.com/office/word/2018/wordml/cex" xmlns:w16cid="http://schemas.microsoft.com/office/word/2016/wordml/cid" xmlns:w16="http://schemas.microsoft.com/office/word/2018/wordml" xmlns:w16du="http://schemas.microsoft.com/office/word/2023/wordml/word16du" xmlns:w16sdtdh="http://schemas.microsoft.com/office/word/2020/wordml/sdtdatahash" xmlns:w16sdtfl="http://schemas.microsoft.com/office/word/2024/wordml/sdtformatlock" xmlns:w16se="http://schemas.microsoft.com/office/word/2015/wordml/symex" xmlns:wpg="http://schemas.microsoft.com/office/word/2010/wordprocessingGroup" xmlns:wpi="http://schemas.microsoft.com/office/word/2010/wordprocessingInk" xmlns:wne="http://schemas.microsoft.com/office/word/2006/wordml" xmlns:wps="http://schemas.microsoft.com/office/word/2010/wordprocessingShape" mc:Ignorable="w14 w15 w16se w16cid w16 w16cex w16sdtdh w16sdtfl w16du wp14">
   <w:footnote w:type="separator" w:id="-1">
     <w:p>
       <w:pPr>
@@ -1755,7 +4183,7 @@
 </file>
 
 <file path=word/header1.xml><?xml version="1.0" encoding="utf-8"?>
-<w:hdr xmlns:wpc="http://schemas.microsoft.com/office/word/2010/wordprocessingCanvas" xmlns:cx="http://schemas.microsoft.com/office/drawing/2014/chartex" xmlns:cx1="http://schemas.microsoft.com/office/drawing/2015/9/8/chartex" xmlns:cx2="http://schemas.microsoft.com/office/drawing/2015/10/21/chartex" xmlns:cx3="http://schemas.microsoft.com/office/drawing/2016/5/9/chartex" xmlns:cx4="http://schemas.microsoft.com/office/drawing/2016/5/10/chartex" xmlns:cx5="http://schemas.microsoft.com/office/drawing/2016/5/11/chartex" xmlns:cx6="http://schemas.microsoft.com/office/drawing/2016/5/12/chartex" xmlns:cx7="http://schemas.microsoft.com/office/drawing/2016/5/13/chartex" xmlns:cx8="http://schemas.microsoft.com/office/drawing/2016/5/14/chartex" xmlns:mc="http://schemas.openxmlformats.org/markup-compatibility/2006" xmlns:aink="http://schemas.microsoft.com/office/drawing/2016/ink" xmlns:am3d="http://schemas.microsoft.com/office/drawing/2017/model3d" xmlns:o="urn:schemas-microsoft-com:office:office" xmlns:oel="http://schemas.microsoft.com/office/2019/extlst" xmlns:r="http://schemas.openxmlformats.org/officeDocument/2006/relationships" xmlns:m="http://schemas.openxmlformats.org/officeDocument/2006/math" xmlns:v="urn:schemas-microsoft-com:vml" xmlns:wp14="http://schemas.microsoft.com/office/word/2010/wordprocessingDrawing" xmlns:wp="http://schemas.openxmlformats.org/drawingml/2006/wordprocessingDrawing" xmlns:w10="urn:schemas-microsoft-com:office:word" xmlns:w="http://schemas.openxmlformats.org/wordprocessingml/2006/main" xmlns:w14="http://schemas.microsoft.com/office/word/2010/wordml" xmlns:w15="http://schemas.microsoft.com/office/word/2012/wordml" xmlns:w16cei="http://schemas.microsoft.com/office/word/2026/wordml/cei" xmlns:w16cex="http://schemas.microsoft.com/office/word/2018/wordml/cex" xmlns:w16cid="http://schemas.microsoft.com/office/word/2016/wordml/cid" xmlns:w16="http://schemas.microsoft.com/office/word/2018/wordml" xmlns:w16du="http://schemas.microsoft.com/office/word/2023/wordml/word16du" xmlns:w16sdtdh="http://schemas.microsoft.com/office/word/2020/wordml/sdtdatahash" xmlns:w16sdtfl="http://schemas.microsoft.com/office/word/2024/wordml/sdtformatlock" xmlns:w16se="http://schemas.microsoft.com/office/word/2015/wordml/symex" xmlns:wpg="http://schemas.microsoft.com/office/word/2010/wordprocessingGroup" xmlns:wpi="http://schemas.microsoft.com/office/word/2010/wordprocessingInk" xmlns:wne="http://schemas.microsoft.com/office/word/2006/wordml" xmlns:wps="http://schemas.microsoft.com/office/word/2010/wordprocessingShape" mc:Ignorable="w14 w15 w16se w16cid w16 w16cex w16sdtdh w16sdtfl w16du wp14">
+<w:hdr xmlns:wpc="http://schemas.microsoft.com/office/word/2010/wordprocessingCanvas" xmlns:cx="http://schemas.microsoft.com/office/drawing/2014/chartex" xmlns:cx1="http://schemas.microsoft.com/office/drawing/2015/9/8/chartex" xmlns:cx2="http://schemas.microsoft.com/office/drawing/2015/10/21/chartex" xmlns:cx3="http://schemas.microsoft.com/office/drawing/2016/5/9/chartex" xmlns:cx4="http://schemas.microsoft.com/office/drawing/2016/5/10/chartex" xmlns:cx5="http://schemas.microsoft.com/office/drawing/2016/5/11/chartex" xmlns:cx6="http://schemas.microsoft.com/office/drawing/2016/5/12/chartex" xmlns:cx7="http://schemas.microsoft.com/office/drawing/2016/5/13/chartex" xmlns:cx8="http://schemas.microsoft.com/office/drawing/2016/5/14/chartex" xmlns:mc="http://schemas.openxmlformats.org/markup-compatibility/2006" xmlns:aink="http://schemas.microsoft.com/office/drawing/2016/ink" xmlns:am3d="http://schemas.microsoft.com/office/drawing/2017/model3d" xmlns:o="urn:schemas-microsoft-com:office:office" xmlns:oel="http://schemas.microsoft.com/office/2019/extlst" xmlns:r="http://schemas.openxmlformats.org/officeDocument/2006/relationships" xmlns:m="http://schemas.openxmlformats.org/officeDocument/2006/math" xmlns:v="urn:schemas-microsoft-com:vml" xmlns:wp14="http://schemas.microsoft.com/office/word/2010/wordprocessingDrawing" xmlns:wp="http://schemas.openxmlformats.org/drawingml/2006/wordprocessingDrawing" xmlns:w10="urn:schemas-microsoft-com:office:word" xmlns:w="http://schemas.openxmlformats.org/wordprocessingml/2006/main" xmlns:w14="http://schemas.microsoft.com/office/word/2010/wordml" xmlns:w15="http://schemas.microsoft.com/office/word/2012/wordml" xmlns:w16cex="http://schemas.microsoft.com/office/word/2018/wordml/cex" xmlns:w16cid="http://schemas.microsoft.com/office/word/2016/wordml/cid" xmlns:w16="http://schemas.microsoft.com/office/word/2018/wordml" xmlns:w16du="http://schemas.microsoft.com/office/word/2023/wordml/word16du" xmlns:w16sdtdh="http://schemas.microsoft.com/office/word/2020/wordml/sdtdatahash" xmlns:w16sdtfl="http://schemas.microsoft.com/office/word/2024/wordml/sdtformatlock" xmlns:w16se="http://schemas.microsoft.com/office/word/2015/wordml/symex" xmlns:wpg="http://schemas.microsoft.com/office/word/2010/wordprocessingGroup" xmlns:wpi="http://schemas.microsoft.com/office/word/2010/wordprocessingInk" xmlns:wne="http://schemas.microsoft.com/office/word/2006/wordml" xmlns:wps="http://schemas.microsoft.com/office/word/2010/wordprocessingShape" mc:Ignorable="w14 w15 w16se w16cid w16 w16cex w16sdtdh w16sdtfl w16du wp14">
   <w:p>
     <w:pPr>
       <w:pStyle w:val="Header"/>
@@ -1783,7 +4211,7 @@
 </file>
 
 <file path=word/numbering.xml><?xml version="1.0" encoding="utf-8"?>
-<w:numbering xmlns:wpc="http://schemas.microsoft.com/office/word/2010/wordprocessingCanvas" xmlns:cx="http://schemas.microsoft.com/office/drawing/2014/chartex" xmlns:cx1="http://schemas.microsoft.com/office/drawing/2015/9/8/chartex" xmlns:cx2="http://schemas.microsoft.com/office/drawing/2015/10/21/chartex" xmlns:cx3="http://schemas.microsoft.com/office/drawing/2016/5/9/chartex" xmlns:cx4="http://schemas.microsoft.com/office/drawing/2016/5/10/chartex" xmlns:cx5="http://schemas.microsoft.com/office/drawing/2016/5/11/chartex" xmlns:cx6="http://schemas.microsoft.com/office/drawing/2016/5/12/chartex" xmlns:cx7="http://schemas.microsoft.com/office/drawing/2016/5/13/chartex" xmlns:cx8="http://schemas.microsoft.com/office/drawing/2016/5/14/chartex" xmlns:mc="http://schemas.openxmlformats.org/markup-compatibility/2006" xmlns:aink="http://schemas.microsoft.com/office/drawing/2016/ink" xmlns:am3d="http://schemas.microsoft.com/office/drawing/2017/model3d" xmlns:o="urn:schemas-microsoft-com:office:office" xmlns:oel="http://schemas.microsoft.com/office/2019/extlst" xmlns:r="http://schemas.openxmlformats.org/officeDocument/2006/relationships" xmlns:m="http://schemas.openxmlformats.org/officeDocument/2006/math" xmlns:v="urn:schemas-microsoft-com:vml" xmlns:wp14="http://schemas.microsoft.com/office/word/2010/wordprocessingDrawing" xmlns:wp="http://schemas.openxmlformats.org/drawingml/2006/wordprocessingDrawing" xmlns:w10="urn:schemas-microsoft-com:office:word" xmlns:w="http://schemas.openxmlformats.org/wordprocessingml/2006/main" xmlns:w14="http://schemas.microsoft.com/office/word/2010/wordml" xmlns:w15="http://schemas.microsoft.com/office/word/2012/wordml" xmlns:w16cei="http://schemas.microsoft.com/office/word/2026/wordml/cei" xmlns:w16cex="http://schemas.microsoft.com/office/word/2018/wordml/cex" xmlns:w16cid="http://schemas.microsoft.com/office/word/2016/wordml/cid" xmlns:w16="http://schemas.microsoft.com/office/word/2018/wordml" xmlns:w16du="http://schemas.microsoft.com/office/word/2023/wordml/word16du" xmlns:w16sdtdh="http://schemas.microsoft.com/office/word/2020/wordml/sdtdatahash" xmlns:w16sdtfl="http://schemas.microsoft.com/office/word/2024/wordml/sdtformatlock" xmlns:w16se="http://schemas.microsoft.com/office/word/2015/wordml/symex" xmlns:wpg="http://schemas.microsoft.com/office/word/2010/wordprocessingGroup" xmlns:wpi="http://schemas.microsoft.com/office/word/2010/wordprocessingInk" xmlns:wne="http://schemas.microsoft.com/office/word/2006/wordml" xmlns:wps="http://schemas.microsoft.com/office/word/2010/wordprocessingShape" mc:Ignorable="w14 w15 w16se w16cid w16 w16cex w16sdtdh w16sdtfl w16du wp14">
+<w:numbering xmlns:wpc="http://schemas.microsoft.com/office/word/2010/wordprocessingCanvas" xmlns:cx="http://schemas.microsoft.com/office/drawing/2014/chartex" xmlns:cx1="http://schemas.microsoft.com/office/drawing/2015/9/8/chartex" xmlns:cx2="http://schemas.microsoft.com/office/drawing/2015/10/21/chartex" xmlns:cx3="http://schemas.microsoft.com/office/drawing/2016/5/9/chartex" xmlns:cx4="http://schemas.microsoft.com/office/drawing/2016/5/10/chartex" xmlns:cx5="http://schemas.microsoft.com/office/drawing/2016/5/11/chartex" xmlns:cx6="http://schemas.microsoft.com/office/drawing/2016/5/12/chartex" xmlns:cx7="http://schemas.microsoft.com/office/drawing/2016/5/13/chartex" xmlns:cx8="http://schemas.microsoft.com/office/drawing/2016/5/14/chartex" xmlns:mc="http://schemas.openxmlformats.org/markup-compatibility/2006" xmlns:aink="http://schemas.microsoft.com/office/drawing/2016/ink" xmlns:am3d="http://schemas.microsoft.com/office/drawing/2017/model3d" xmlns:o="urn:schemas-microsoft-com:office:office" xmlns:oel="http://schemas.microsoft.com/office/2019/extlst" xmlns:r="http://schemas.openxmlformats.org/officeDocument/2006/relationships" xmlns:m="http://schemas.openxmlformats.org/officeDocument/2006/math" xmlns:v="urn:schemas-microsoft-com:vml" xmlns:wp14="http://schemas.microsoft.com/office/word/2010/wordprocessingDrawing" xmlns:wp="http://schemas.openxmlformats.org/drawingml/2006/wordprocessingDrawing" xmlns:w10="urn:schemas-microsoft-com:office:word" xmlns:w="http://schemas.openxmlformats.org/wordprocessingml/2006/main" xmlns:w14="http://schemas.microsoft.com/office/word/2010/wordml" xmlns:w15="http://schemas.microsoft.com/office/word/2012/wordml" xmlns:w16cex="http://schemas.microsoft.com/office/word/2018/wordml/cex" xmlns:w16cid="http://schemas.microsoft.com/office/word/2016/wordml/cid" xmlns:w16="http://schemas.microsoft.com/office/word/2018/wordml" xmlns:w16du="http://schemas.microsoft.com/office/word/2023/wordml/word16du" xmlns:w16sdtdh="http://schemas.microsoft.com/office/word/2020/wordml/sdtdatahash" xmlns:w16sdtfl="http://schemas.microsoft.com/office/word/2024/wordml/sdtformatlock" xmlns:w16se="http://schemas.microsoft.com/office/word/2015/wordml/symex" xmlns:wpg="http://schemas.microsoft.com/office/word/2010/wordprocessingGroup" xmlns:wpi="http://schemas.microsoft.com/office/word/2010/wordprocessingInk" xmlns:wne="http://schemas.microsoft.com/office/word/2006/wordml" xmlns:wps="http://schemas.microsoft.com/office/word/2010/wordprocessingShape" mc:Ignorable="w14 w15 w16se w16cid w16 w16cex w16sdtdh w16sdtfl w16du wp14">
   <w:abstractNum w:abstractNumId="0" w15:restartNumberingAfterBreak="0">
     <w:nsid w:val="0C0F5C94"/>
     <w:multiLevelType w:val="hybridMultilevel"/>
@@ -2662,7 +5090,7 @@
   <w:abstractNum w:abstractNumId="7" w15:restartNumberingAfterBreak="0">
     <w:nsid w:val="43A25EFE"/>
     <w:multiLevelType w:val="hybridMultilevel"/>
-    <w:tmpl w:val="ADB8FBC4"/>
+    <w:tmpl w:val="ED3A7AB4"/>
     <w:lvl w:ilvl="0" w:tplc="40090001">
       <w:start w:val="1"/>
       <w:numFmt w:val="bullet"/>
@@ -3814,7 +6242,6 @@
   <w:style w:type="character" w:default="1" w:styleId="DefaultParagraphFont">
     <w:name w:val="Default Paragraph Font"/>
     <w:uiPriority w:val="1"/>
-    <w:semiHidden/>
     <w:unhideWhenUsed/>
   </w:style>
   <w:style w:type="table" w:default="1" w:styleId="TableNormal">
